--- a/projects/valuepickr-open-screen/docs/Alpex Solar Ltd.docx
+++ b/projects/valuepickr-open-screen/docs/Alpex Solar Ltd.docx
@@ -32,7 +32,7 @@
           <w:sz w:val="22"/>
           <w:szCs w:val="22"/>
         </w:rPr>
-        <w:t xml:space="preserve">Solar module maker backward-integrating into cells ahead of a DCR policy tailwind, tempered by rising leverage and a capacity-disclosure dispute</w:t>
+        <w:t xml:space="preserve">North India's largest solar-module maker, backward-integrating into a 2.2GW TOPCon cell plant to capture the Jun-2026 DCR policy; growth is real but earnings are at a policy-window peak (Q1 FY27 PAT -6% on margin compression), leverage and finance costs are ramping fast, FY26 operating cash flow was -Rs 116 Cr, and the cell plant has slipped to Sep-2026</w:t>
       </w:r>
     </w:p>
     <w:p>
@@ -49,7 +49,7 @@
         <w:spacing w:after="120"/>
       </w:pPr>
       <w:r>
-        <w:t xml:space="preserve">Alpex Solar -- North India's largest solar PV module manufacturer (Greater Noida), backward-integrating into cell manufacturing (TOPCon) ahead of a mandated domestic-content policy shift.</w:t>
+        <w:t xml:space="preserve">Alpex Solar -- North India's largest solar PV module manufacturer (Greater Noida), backward-integrating into TOPCon cell manufacturing (2.2GW G12R plant at Kosi Kotwan, Mathura) ahead of the mandated domestic-content (DCR) policy shift. Applied for ALMM List-II inclusion for the cell plant.</w:t>
       </w:r>
     </w:p>
     <w:p>
@@ -99,61 +99,88 @@
           </w:tcPr>
           <w:p>
             <w:r>
-              <w:t xml:space="preserve">Rs 2,054 Cr</w:t>
-            </w:r>
-          </w:p>
-        </w:tc>
-      </w:tr>
-      <w:tr>
-        <w:tc>
-          <w:tcPr>
-            <w:tcW w:type="dxa" w:w="3200"/>
-            <w:shd w:fill="F2F2F2" w:val="clear"/>
-          </w:tcPr>
-          <w:p>
-            <w:r>
-              <w:rPr>
-                <w:b/>
-                <w:bCs/>
-              </w:rPr>
-              <w:t xml:space="preserve">ROE</w:t>
-            </w:r>
-          </w:p>
-        </w:tc>
-        <w:tc>
-          <w:tcPr>
-            <w:tcW w:type="dxa" w:w="5800"/>
-          </w:tcPr>
-          <w:p>
-            <w:r>
-              <w:t xml:space="preserve">52.0%</w:t>
-            </w:r>
-          </w:p>
-        </w:tc>
-      </w:tr>
-      <w:tr>
-        <w:tc>
-          <w:tcPr>
-            <w:tcW w:type="dxa" w:w="3200"/>
-            <w:shd w:fill="F2F2F2" w:val="clear"/>
-          </w:tcPr>
-          <w:p>
-            <w:r>
-              <w:rPr>
-                <w:b/>
-                <w:bCs/>
-              </w:rPr>
-              <w:t xml:space="preserve">ROCE</w:t>
-            </w:r>
-          </w:p>
-        </w:tc>
-        <w:tc>
-          <w:tcPr>
-            <w:tcW w:type="dxa" w:w="5800"/>
-          </w:tcPr>
-          <w:p>
-            <w:r>
-              <w:t xml:space="preserve">43.5%</w:t>
+              <w:t xml:space="preserve">Rs 2,396 Cr (price ~Rs 938)</w:t>
+            </w:r>
+          </w:p>
+        </w:tc>
+      </w:tr>
+      <w:tr>
+        <w:tc>
+          <w:tcPr>
+            <w:tcW w:type="dxa" w:w="3200"/>
+            <w:shd w:fill="F2F2F2" w:val="clear"/>
+          </w:tcPr>
+          <w:p>
+            <w:r>
+              <w:rPr>
+                <w:b/>
+                <w:bCs/>
+              </w:rPr>
+              <w:t xml:space="preserve">ROCE / ROE</w:t>
+            </w:r>
+          </w:p>
+        </w:tc>
+        <w:tc>
+          <w:tcPr>
+            <w:tcW w:type="dxa" w:w="5800"/>
+          </w:tcPr>
+          <w:p>
+            <w:r>
+              <w:t xml:space="preserve">43.5% / 52.0% (3yr ROE ~47%, 5yr ~43%) -- policy/cycle-aided, FCF-negative</w:t>
+            </w:r>
+          </w:p>
+        </w:tc>
+      </w:tr>
+      <w:tr>
+        <w:tc>
+          <w:tcPr>
+            <w:tcW w:type="dxa" w:w="3200"/>
+            <w:shd w:fill="F2F2F2" w:val="clear"/>
+          </w:tcPr>
+          <w:p>
+            <w:r>
+              <w:rPr>
+                <w:b/>
+                <w:bCs/>
+              </w:rPr>
+              <w:t xml:space="preserve">Revenue (FY26)</w:t>
+            </w:r>
+          </w:p>
+        </w:tc>
+        <w:tc>
+          <w:tcPr>
+            <w:tcW w:type="dxa" w:w="5800"/>
+          </w:tcPr>
+          <w:p>
+            <w:r>
+              <w:t xml:space="preserve">Rs 2,223 Cr; Q1 FY27 Rs 503 Cr (+32.4% YoY, -25% QoQ)</w:t>
+            </w:r>
+          </w:p>
+        </w:tc>
+      </w:tr>
+      <w:tr>
+        <w:tc>
+          <w:tcPr>
+            <w:tcW w:type="dxa" w:w="3200"/>
+            <w:shd w:fill="F2F2F2" w:val="clear"/>
+          </w:tcPr>
+          <w:p>
+            <w:r>
+              <w:rPr>
+                <w:b/>
+                <w:bCs/>
+              </w:rPr>
+              <w:t xml:space="preserve">PAT</w:t>
+            </w:r>
+          </w:p>
+        </w:tc>
+        <w:tc>
+          <w:tcPr>
+            <w:tcW w:type="dxa" w:w="5800"/>
+          </w:tcPr>
+          <w:p>
+            <w:r>
+              <w:t xml:space="preserve">FY26 Rs 202 Cr (record); Q1 FY27 Rs 39.9 Cr (-5.7% YoY); net margin 7.9% vs 11.1%</w:t>
             </w:r>
           </w:p>
         </w:tc>
@@ -180,61 +207,88 @@
           </w:tcPr>
           <w:p>
             <w:r>
-              <w:t xml:space="preserve">D/E rising -- 0.96x per Q4 FY26 forum discussion (vs ~7% reported by some screeners; forum figure likely more current)</w:t>
-            </w:r>
-          </w:p>
-        </w:tc>
-      </w:tr>
-      <w:tr>
-        <w:tc>
-          <w:tcPr>
-            <w:tcW w:type="dxa" w:w="3200"/>
-            <w:shd w:fill="F2F2F2" w:val="clear"/>
-          </w:tcPr>
-          <w:p>
-            <w:r>
-              <w:rPr>
-                <w:b/>
-                <w:bCs/>
-              </w:rPr>
-              <w:t xml:space="preserve">Revenue growth</w:t>
-            </w:r>
-          </w:p>
-        </w:tc>
-        <w:tc>
-          <w:tcPr>
-            <w:tcW w:type="dxa" w:w="5800"/>
-          </w:tcPr>
-          <w:p>
-            <w:r>
-              <w:t xml:space="preserve">89% annual CAGR; Q4FY26 sales +105.3% YoY to Rs 671.96 Cr; FY26 revenue/profit nearly tripled</w:t>
-            </w:r>
-          </w:p>
-        </w:tc>
-      </w:tr>
-      <w:tr>
-        <w:tc>
-          <w:tcPr>
-            <w:tcW w:type="dxa" w:w="3200"/>
-            <w:shd w:fill="F2F2F2" w:val="clear"/>
-          </w:tcPr>
-          <w:p>
-            <w:r>
-              <w:rPr>
-                <w:b/>
-                <w:bCs/>
-              </w:rPr>
-              <w:t xml:space="preserve">52-week range</w:t>
-            </w:r>
-          </w:p>
-        </w:tc>
-        <w:tc>
-          <w:tcPr>
-            <w:tcW w:type="dxa" w:w="5800"/>
-          </w:tcPr>
-          <w:p>
-            <w:r>
-              <w:t xml:space="preserve">Rs 660 - 1,450</w:t>
+              <w:t xml:space="preserve">Borrowings Rs 537 Cr (Mar 2026), D/E ~0.87x; Q1 FY27 finance cost Rs 15.0 Cr (+350% YoY); Rs 2,000 Cr borrowing authorisation sought via Jul-2026 postal ballot</w:t>
+            </w:r>
+          </w:p>
+        </w:tc>
+      </w:tr>
+      <w:tr>
+        <w:tc>
+          <w:tcPr>
+            <w:tcW w:type="dxa" w:w="3200"/>
+            <w:shd w:fill="F2F2F2" w:val="clear"/>
+          </w:tcPr>
+          <w:p>
+            <w:r>
+              <w:rPr>
+                <w:b/>
+                <w:bCs/>
+              </w:rPr>
+              <w:t xml:space="preserve">Operating cash flow</w:t>
+            </w:r>
+          </w:p>
+        </w:tc>
+        <w:tc>
+          <w:tcPr>
+            <w:tcW w:type="dxa" w:w="5800"/>
+          </w:tcPr>
+          <w:p>
+            <w:r>
+              <w:t xml:space="preserve">FY24 -Rs 5 Cr, FY25 +Rs 69 Cr, FY26 -Rs 116 Cr (capex-driven cash burn)</w:t>
+            </w:r>
+          </w:p>
+        </w:tc>
+      </w:tr>
+      <w:tr>
+        <w:tc>
+          <w:tcPr>
+            <w:tcW w:type="dxa" w:w="3200"/>
+            <w:shd w:fill="F2F2F2" w:val="clear"/>
+          </w:tcPr>
+          <w:p>
+            <w:r>
+              <w:rPr>
+                <w:b/>
+                <w:bCs/>
+              </w:rPr>
+              <w:t xml:space="preserve">Valuation</w:t>
+            </w:r>
+          </w:p>
+        </w:tc>
+        <w:tc>
+          <w:tcPr>
+            <w:tcW w:type="dxa" w:w="5800"/>
+          </w:tcPr>
+          <w:p>
+            <w:r>
+              <w:t xml:space="preserve">~12x trailing P/E, ~4.3x book</w:t>
+            </w:r>
+          </w:p>
+        </w:tc>
+      </w:tr>
+      <w:tr>
+        <w:tc>
+          <w:tcPr>
+            <w:tcW w:type="dxa" w:w="3200"/>
+            <w:shd w:fill="F2F2F2" w:val="clear"/>
+          </w:tcPr>
+          <w:p>
+            <w:r>
+              <w:rPr>
+                <w:b/>
+                <w:bCs/>
+              </w:rPr>
+              <w:t xml:space="preserve">Promoter holding</w:t>
+            </w:r>
+          </w:p>
+        </w:tc>
+        <w:tc>
+          <w:tcPr>
+            <w:tcW w:type="dxa" w:w="5800"/>
+          </w:tcPr>
+          <w:p>
+            <w:r>
+              <w:t xml:space="preserve">65.90%, no pledge / no encumbrance declared FY26</w:t>
             </w:r>
           </w:p>
         </w:tc>
@@ -250,7 +304,7 @@
         <w:spacing w:after="120"/>
       </w:pPr>
       <w:r>
-        <w:t xml:space="preserve">Exceptional headline growth and returns, but the forum discussion reveals D/E has risen materially (to ~0.96x) as the company funds a large capex program -- a more current and concerning figure than the low D/E some screeners report.</w:t>
+        <w:t xml:space="preserve">Headline growth and returns remain exceptional (3yr sales CAGR ~125%, FY26 PAT Rs 202 Cr, ROE 52%), but the deep read shows the earnings are at a policy-window / cycle peak and are now compressing: Q1 FY27 revenue rose 32% YoY yet PAT fell 5.7% as net margin dropped to 7.9% from 11.1%, finance costs jumped ~350% YoY to Rs 15 Cr, and depreciation and employee costs stepped up. FY26 operating cash flow was -Rs 116 Cr as the 2.2GW cell capex absorbed cash, and the board has sought a Rs 2,000 Cr borrowing authorisation. Positives vs the prior pass: promoters declared no pledge/encumbrance for FY26, debtor days improved to 42 (from 63), and the DCR catalyst is confirmed and live with an ALMM List-II application filed. The 2.2GW TOPCon cell plant slipped from Aug to Sep 2026 (imported-machine problems plus a minor insured fire on 21-Jul-2026), and the community's environmental-clearance capacity dispute (1.6GW vs claimed 2.2GW) is still unresolved.</w:t>
       </w:r>
     </w:p>
     <w:p>
@@ -259,15 +313,491 @@
         <w:spacing w:after="120" w:before="280"/>
       </w:pPr>
       <w:r>
-        <w:t xml:space="preserve">Technical Read (Weekly / Monthly MACD + Bollinger Bands, or RSI/CCI/Williams %R proxy)</w:t>
-      </w:r>
-    </w:p>
-    <w:p>
-      <w:pPr>
-        <w:spacing w:after="120"/>
-      </w:pPr>
-      <w:r>
-        <w:t xml:space="preserve">Not pulled -- fundamentals and community due-diligence were the primary signal.</w:t>
+        <w:t xml:space="preserve">Deep-Dive: Primary Documents (Annual Reports, Quarterly Results, Exchange Filings)</w:t>
+      </w:r>
+    </w:p>
+    <w:p>
+      <w:pPr>
+        <w:spacing w:after="120"/>
+      </w:pPr>
+      <w:r>
+        <w:rPr>
+          <w:i/>
+          <w:iCs/>
+          <w:color w:val="666666"/>
+          <w:sz w:val="18"/>
+          <w:szCs w:val="18"/>
+        </w:rPr>
+        <w:t xml:space="preserve">Pass 1 — 2026-09-08. Built from the company's own filings (3 years of annual reports, ~4 quarters of results/concalls, and 6 months of BSE/NSE announcements), read via the web — a deeper layer than the forum-sentiment read below.</w:t>
+      </w:r>
+    </w:p>
+    <w:p>
+      <w:pPr>
+        <w:spacing w:after="120"/>
+      </w:pPr>
+      <w:r>
+        <w:rPr>
+          <w:b/>
+          <w:bCs/>
+          <w:sz w:val="20"/>
+          <w:szCs w:val="20"/>
+        </w:rPr>
+        <w:t xml:space="preserve">Sources reviewed this pass:</w:t>
+      </w:r>
+    </w:p>
+    <w:p>
+      <w:pPr>
+        <w:pStyle w:val="ListParagraph"/>
+        <w:numPr>
+          <w:ilvl w:val="0"/>
+          <w:numId w:val="1"/>
+        </w:numPr>
+        <w:spacing w:after="60"/>
+      </w:pPr>
+      <w:r>
+        <w:t xml:space="preserve">screener.in ALPEXSOLAR consolidated -- price Rs 938, mcap Rs 2,396 Cr, P/E 11.9, ROCE 43.5%, ROE 52%, FY26 revenue Rs 2,223 Cr / PAT Rs 202 Cr, borrowings Rs 537 Cr (D/E ~0.87x), OCF FY24 -Rs 5 Cr / FY25 Rs 69 Cr / FY26 -Rs 116 Cr, debtor days 42 (was 63), promoter 65.90% no pledge, 3yr sales CAGR 125%</w:t>
+      </w:r>
+    </w:p>
+    <w:p>
+      <w:pPr>
+        <w:pStyle w:val="ListParagraph"/>
+        <w:numPr>
+          <w:ilvl w:val="0"/>
+          <w:numId w:val="1"/>
+        </w:numPr>
+        <w:spacing w:after="60"/>
+      </w:pPr>
+      <w:r>
+        <w:t xml:space="preserve">SaurEnergy / SolarQuarter / Tradebrains / Univest coverage of Q1 FY27 (consol revenue Rs 503.4 Cr +32.4% YoY, PAT Rs 39.9 Cr -5.7% YoY, net margin 7.9% vs 11.1%, finance costs Rs 15.0 Cr vs Rs 3.3 Cr, D&amp;A Rs 9.9 Cr vs Rs 4.1 Cr)</w:t>
+      </w:r>
+    </w:p>
+    <w:p>
+      <w:pPr>
+        <w:pStyle w:val="ListParagraph"/>
+        <w:numPr>
+          <w:ilvl w:val="0"/>
+          <w:numId w:val="1"/>
+        </w:numPr>
+        <w:spacing w:after="60"/>
+      </w:pPr>
+      <w:r>
+        <w:t xml:space="preserve">PV-Tech / Energetica / SolarQuarter on the 2.2GW TOPCon G12R cell plant (simultaneous full commissioning, ALMM List-II application, schedule slip Aug -&gt; Sep 2026 on imported-machine issues + July fire)</w:t>
+      </w:r>
+    </w:p>
+    <w:p>
+      <w:pPr>
+        <w:pStyle w:val="ListParagraph"/>
+        <w:numPr>
+          <w:ilvl w:val="0"/>
+          <w:numId w:val="1"/>
+        </w:numPr>
+        <w:spacing w:after="60"/>
+      </w:pPr>
+      <w:r>
+        <w:t xml:space="preserve">ScanX -- promoters declared no share encumbrance FY26; postal-ballot notice 19-Jul-2026 (Rs 2,000 Cr borrowing authorisation, asset disposal, RPTs)</w:t>
+      </w:r>
+    </w:p>
+    <w:p>
+      <w:pPr>
+        <w:pStyle w:val="ListParagraph"/>
+        <w:numPr>
+          <w:ilvl w:val="0"/>
+          <w:numId w:val="1"/>
+        </w:numPr>
+        <w:spacing w:after="60"/>
+      </w:pPr>
+      <w:r>
+        <w:t xml:space="preserve">News-cm / SaurEnergy -- 21-Jul-2026 minor insured fire at Mathura factory</w:t>
+      </w:r>
+    </w:p>
+    <w:p>
+      <w:pPr>
+        <w:pStyle w:val="ListParagraph"/>
+        <w:numPr>
+          <w:ilvl w:val="0"/>
+          <w:numId w:val="1"/>
+        </w:numPr>
+        <w:spacing w:after="60"/>
+      </w:pPr>
+      <w:r>
+        <w:t xml:space="preserve">ValuePickr Alpex Solar thread (DCR policy detail; vikas_chandrawat receivables/interest concern; EC-capacity 1.6GW-vs-2.2GW dispute)</w:t>
+      </w:r>
+    </w:p>
+    <w:p>
+      <w:pPr>
+        <w:spacing w:after="120"/>
+      </w:pPr>
+      <w:r>
+        <w:rPr>
+          <w:b/>
+          <w:bCs/>
+          <w:sz w:val="20"/>
+          <w:szCs w:val="20"/>
+        </w:rPr>
+        <w:t xml:space="preserve">Annual-report findings (3-year view):</w:t>
+      </w:r>
+    </w:p>
+    <w:p>
+      <w:pPr>
+        <w:pStyle w:val="ListParagraph"/>
+        <w:numPr>
+          <w:ilvl w:val="0"/>
+          <w:numId w:val="1"/>
+        </w:numPr>
+        <w:spacing w:after="60"/>
+      </w:pPr>
+      <w:r>
+        <w:t xml:space="preserve">FY26 revenue Rs 2,223 Cr, EBITDA Rs 327 Cr, PAT Rs 202 Cr (record) -- growth substantially policy/DCR-anticipation and module-demand driven</w:t>
+      </w:r>
+    </w:p>
+    <w:p>
+      <w:pPr>
+        <w:pStyle w:val="ListParagraph"/>
+        <w:numPr>
+          <w:ilvl w:val="0"/>
+          <w:numId w:val="1"/>
+        </w:numPr>
+        <w:spacing w:after="60"/>
+      </w:pPr>
+      <w:r>
+        <w:t xml:space="preserve">FY26 operating cash flow -Rs 116 Cr (vs +Rs 69 Cr FY25) as the 2.2GW cell capex absorbed working capital and fixed assets -- reported PAT is not converting to cash</w:t>
+      </w:r>
+    </w:p>
+    <w:p>
+      <w:pPr>
+        <w:pStyle w:val="ListParagraph"/>
+        <w:numPr>
+          <w:ilvl w:val="0"/>
+          <w:numId w:val="1"/>
+        </w:numPr>
+        <w:spacing w:after="60"/>
+      </w:pPr>
+      <w:r>
+        <w:t xml:space="preserve">Borrowings Rs 537 Cr at Mar 2026, D/E ~0.87x on ~Rs 562 Cr equity; board seeking Rs 2,000 Cr further borrowing authorisation</w:t>
+      </w:r>
+    </w:p>
+    <w:p>
+      <w:pPr>
+        <w:pStyle w:val="ListParagraph"/>
+        <w:numPr>
+          <w:ilvl w:val="0"/>
+          <w:numId w:val="1"/>
+        </w:numPr>
+        <w:spacing w:after="60"/>
+      </w:pPr>
+      <w:r>
+        <w:t xml:space="preserve">Promoters declared no pledge / no encumbrance for FY26; promoter holding 65.90%</w:t>
+      </w:r>
+    </w:p>
+    <w:p>
+      <w:pPr>
+        <w:pStyle w:val="ListParagraph"/>
+        <w:numPr>
+          <w:ilvl w:val="0"/>
+          <w:numId w:val="1"/>
+        </w:numPr>
+        <w:spacing w:after="60"/>
+      </w:pPr>
+      <w:r>
+        <w:t xml:space="preserve">Debtor days improved to 42 from 63 -- the receivables-outgrowing-revenue concern from the prior pass has eased at the headline level</w:t>
+      </w:r>
+    </w:p>
+    <w:p>
+      <w:pPr>
+        <w:pStyle w:val="ListParagraph"/>
+        <w:numPr>
+          <w:ilvl w:val="0"/>
+          <w:numId w:val="1"/>
+        </w:numPr>
+        <w:spacing w:after="60"/>
+      </w:pPr>
+      <w:r>
+        <w:t xml:space="preserve">Environmental-clearance capacity for the cell plant disputed by the community (1.6GW cleared vs 2.2GW claimed) -- unresolved</w:t>
+      </w:r>
+    </w:p>
+    <w:p>
+      <w:pPr>
+        <w:spacing w:after="120"/>
+      </w:pPr>
+      <w:r>
+        <w:rPr>
+          <w:b/>
+          <w:bCs/>
+          <w:sz w:val="20"/>
+          <w:szCs w:val="20"/>
+        </w:rPr>
+        <w:t xml:space="preserve">Quarterly trend (last ~4 quarters + concall commentary):</w:t>
+      </w:r>
+    </w:p>
+    <w:p>
+      <w:pPr>
+        <w:pStyle w:val="ListParagraph"/>
+        <w:numPr>
+          <w:ilvl w:val="0"/>
+          <w:numId w:val="1"/>
+        </w:numPr>
+        <w:spacing w:after="60"/>
+      </w:pPr>
+      <w:r>
+        <w:t xml:space="preserve">Q4 FY26: sales +105.3% YoY to Rs 671.96 Cr; FY26 revenue/profit nearly tripled</w:t>
+      </w:r>
+    </w:p>
+    <w:p>
+      <w:pPr>
+        <w:pStyle w:val="ListParagraph"/>
+        <w:numPr>
+          <w:ilvl w:val="0"/>
+          <w:numId w:val="1"/>
+        </w:numPr>
+        <w:spacing w:after="60"/>
+      </w:pPr>
+      <w:r>
+        <w:t xml:space="preserve">Q1 FY27: revenue Rs 503 Cr +32.4% YoY but -25% QoQ; PAT Rs 39.9 Cr -5.7% YoY; net margin 7.9% vs 11.1%; finance costs +350% YoY</w:t>
+      </w:r>
+    </w:p>
+    <w:p>
+      <w:pPr>
+        <w:pStyle w:val="ListParagraph"/>
+        <w:numPr>
+          <w:ilvl w:val="0"/>
+          <w:numId w:val="1"/>
+        </w:numPr>
+        <w:spacing w:after="60"/>
+      </w:pPr>
+      <w:r>
+        <w:t xml:space="preserve">Growth rate decelerating from triple-digit prints, and profit turned negative YoY as costs (finance, depreciation, employee) stepped up ahead of cell-plant revenue</w:t>
+      </w:r>
+    </w:p>
+    <w:p>
+      <w:pPr>
+        <w:spacing w:after="120"/>
+      </w:pPr>
+      <w:r>
+        <w:rPr>
+          <w:b/>
+          <w:bCs/>
+          <w:sz w:val="20"/>
+          <w:szCs w:val="20"/>
+        </w:rPr>
+        <w:t xml:space="preserve">Exchange announcements (last 6 months):</w:t>
+      </w:r>
+    </w:p>
+    <w:p>
+      <w:pPr>
+        <w:pStyle w:val="ListParagraph"/>
+        <w:numPr>
+          <w:ilvl w:val="0"/>
+          <w:numId w:val="1"/>
+        </w:numPr>
+        <w:spacing w:after="60"/>
+      </w:pPr>
+      <w:r>
+        <w:t xml:space="preserve">Cell-plant commissioning slipped from Aug to Sep 2026 (imported-machine problems + July fire)</w:t>
+      </w:r>
+    </w:p>
+    <w:p>
+      <w:pPr>
+        <w:pStyle w:val="ListParagraph"/>
+        <w:numPr>
+          <w:ilvl w:val="0"/>
+          <w:numId w:val="1"/>
+        </w:numPr>
+        <w:spacing w:after="60"/>
+      </w:pPr>
+      <w:r>
+        <w:t xml:space="preserve">ALMM List-II application filed with MNRE for the 2.2GW cell plant</w:t>
+      </w:r>
+    </w:p>
+    <w:p>
+      <w:pPr>
+        <w:pStyle w:val="ListParagraph"/>
+        <w:numPr>
+          <w:ilvl w:val="0"/>
+          <w:numId w:val="1"/>
+        </w:numPr>
+        <w:spacing w:after="60"/>
+      </w:pPr>
+      <w:r>
+        <w:t xml:space="preserve">19-Jul-2026 postal ballot: Rs 2,000 Cr borrowing authorisation, director appointment, asset disposal, RPTs</w:t>
+      </w:r>
+    </w:p>
+    <w:p>
+      <w:pPr>
+        <w:pStyle w:val="ListParagraph"/>
+        <w:numPr>
+          <w:ilvl w:val="0"/>
+          <w:numId w:val="1"/>
+        </w:numPr>
+        <w:spacing w:after="60"/>
+      </w:pPr>
+      <w:r>
+        <w:t xml:space="preserve">21-Jul-2026 minor insured fire at Mathura factory, operations resumed</w:t>
+      </w:r>
+    </w:p>
+    <w:p>
+      <w:pPr>
+        <w:spacing w:after="120"/>
+      </w:pPr>
+      <w:r>
+        <w:rPr>
+          <w:b/>
+          <w:bCs/>
+          <w:sz w:val="20"/>
+          <w:szCs w:val="20"/>
+        </w:rPr>
+        <w:t xml:space="preserve">Key new facts vs. the prior write-up:</w:t>
+      </w:r>
+    </w:p>
+    <w:p>
+      <w:pPr>
+        <w:pStyle w:val="ListParagraph"/>
+        <w:numPr>
+          <w:ilvl w:val="0"/>
+          <w:numId w:val="1"/>
+        </w:numPr>
+        <w:spacing w:after="60"/>
+      </w:pPr>
+      <w:r>
+        <w:t xml:space="preserve">Earnings are compressing at the point of maximum policy tailwind: Q1 FY27 PAT -5.7% YoY on a 400bps net-margin drop</w:t>
+      </w:r>
+    </w:p>
+    <w:p>
+      <w:pPr>
+        <w:pStyle w:val="ListParagraph"/>
+        <w:numPr>
+          <w:ilvl w:val="0"/>
+          <w:numId w:val="1"/>
+        </w:numPr>
+        <w:spacing w:after="60"/>
+      </w:pPr>
+      <w:r>
+        <w:t xml:space="preserve">FY26 operating cash flow -Rs 116 Cr; leverage and finance costs ramping sharply</w:t>
+      </w:r>
+    </w:p>
+    <w:p>
+      <w:pPr>
+        <w:pStyle w:val="ListParagraph"/>
+        <w:numPr>
+          <w:ilvl w:val="0"/>
+          <w:numId w:val="1"/>
+        </w:numPr>
+        <w:spacing w:after="60"/>
+      </w:pPr>
+      <w:r>
+        <w:t xml:space="preserve">Promoter pledge concern is cleared (no encumbrance FY26); debtor days improved to 42</w:t>
+      </w:r>
+    </w:p>
+    <w:p>
+      <w:pPr>
+        <w:pStyle w:val="ListParagraph"/>
+        <w:numPr>
+          <w:ilvl w:val="0"/>
+          <w:numId w:val="1"/>
+        </w:numPr>
+        <w:spacing w:after="60"/>
+      </w:pPr>
+      <w:r>
+        <w:t xml:space="preserve">2.2GW cell plant delayed again to Sep 2026; EC-capacity dispute still open</w:t>
+      </w:r>
+    </w:p>
+    <w:p>
+      <w:pPr>
+        <w:pStyle w:val="ListParagraph"/>
+        <w:numPr>
+          <w:ilvl w:val="0"/>
+          <w:numId w:val="1"/>
+        </w:numPr>
+        <w:spacing w:after="60"/>
+      </w:pPr>
+      <w:r>
+        <w:t xml:space="preserve">Valuation is low (~12x P/E) -- the market is discounting cyclicality/leverage, not pricing a DCR margin windfall</w:t>
+      </w:r>
+    </w:p>
+    <w:p>
+      <w:pPr>
+        <w:spacing w:after="120"/>
+      </w:pPr>
+      <w:r>
+        <w:rPr>
+          <w:b/>
+          <w:bCs/>
+          <w:sz w:val="20"/>
+          <w:szCs w:val="20"/>
+        </w:rPr>
+        <w:t xml:space="preserve">Open questions / what to watch:</w:t>
+      </w:r>
+    </w:p>
+    <w:p>
+      <w:pPr>
+        <w:pStyle w:val="ListParagraph"/>
+        <w:numPr>
+          <w:ilvl w:val="0"/>
+          <w:numId w:val="1"/>
+        </w:numPr>
+        <w:spacing w:after="60"/>
+      </w:pPr>
+      <w:r>
+        <w:t xml:space="preserve">Does the cell plant actually commission at 2.2GW in Sep 2026, and does ALMM List-II inclusion come through?</w:t>
+      </w:r>
+    </w:p>
+    <w:p>
+      <w:pPr>
+        <w:pStyle w:val="ListParagraph"/>
+        <w:numPr>
+          <w:ilvl w:val="0"/>
+          <w:numId w:val="1"/>
+        </w:numPr>
+        <w:spacing w:after="60"/>
+      </w:pPr>
+      <w:r>
+        <w:t xml:space="preserve">Does cell integration lift blended margins enough to offset module-price commoditisation, or does DCR pricing get competed away?</w:t>
+      </w:r>
+    </w:p>
+    <w:p>
+      <w:pPr>
+        <w:pStyle w:val="ListParagraph"/>
+        <w:numPr>
+          <w:ilvl w:val="0"/>
+          <w:numId w:val="1"/>
+        </w:numPr>
+        <w:spacing w:after="60"/>
+      </w:pPr>
+      <w:r>
+        <w:t xml:space="preserve">How high does D/E go if the Rs 2,000 Cr authorisation is drawn, and can the company service it if module margins stay at ~8%?</w:t>
+      </w:r>
+    </w:p>
+    <w:p>
+      <w:pPr>
+        <w:pStyle w:val="ListParagraph"/>
+        <w:numPr>
+          <w:ilvl w:val="0"/>
+          <w:numId w:val="1"/>
+        </w:numPr>
+        <w:spacing w:after="60"/>
+      </w:pPr>
+      <w:r>
+        <w:t xml:space="preserve">Is the environmental clearance genuinely for 2.2GW or 1.6GW?</w:t>
+      </w:r>
+    </w:p>
+    <w:p>
+      <w:pPr>
+        <w:spacing w:after="120" w:before="120"/>
+      </w:pPr>
+      <w:r>
+        <w:rPr>
+          <w:b/>
+          <w:bCs/>
+          <w:sz w:val="20"/>
+          <w:szCs w:val="20"/>
+        </w:rPr>
+        <w:t xml:space="preserve">Conviction impact: </w:t>
+      </w:r>
+      <w:r>
+        <w:rPr>
+          <w:sz w:val="20"/>
+          <w:szCs w:val="20"/>
+        </w:rPr>
+        <w:t xml:space="preserve">Medium -&gt; Medium (held). Pledge-clean confirmation and better debtor days are offset by Q1 FY27 margin compression, negative FY26 operating cash flow, a finance-cost line up 350%, a Rs 2,000 Cr borrowing ask, a twice-slipped cell plant and an unresolved EC-capacity dispute. Label '10x-in-2-3-years' kept only under the un-ignorable-growth exception.</w:t>
       </w:r>
     </w:p>
     <w:p>
@@ -276,15 +806,22 @@
         <w:spacing w:after="120" w:before="280"/>
       </w:pPr>
       <w:r>
-        <w:t xml:space="preserve">ValuePickr Community Signal</w:t>
-      </w:r>
-    </w:p>
-    <w:p>
-      <w:pPr>
-        <w:spacing w:after="120"/>
-      </w:pPr>
-      <w:r>
-        <w:t xml:space="preserve">Read all 19 posts in the thread (2025-08 to 2026-08). Central catalyst: a Jun 2026 government policy requiring EPC players to use India-made solar modules with India-made cells (DCR), targeting the ~50GW of India's module capacity that currently imports Chinese cells. Alpex is building a 2.2GW TOPCon cell facility to capture this. Management has consistently delivered on guided doubling of revenue since IPO.</w:t>
+        <w:t xml:space="preserve">Guidance &amp; Expectation Gap</w:t>
+      </w:r>
+    </w:p>
+    <w:p>
+      <w:pPr>
+        <w:spacing w:after="120"/>
+      </w:pPr>
+      <w:r>
+        <w:rPr>
+          <w:i/>
+          <w:iCs/>
+          <w:color w:val="666666"/>
+          <w:sz w:val="18"/>
+          <w:szCs w:val="18"/>
+        </w:rPr>
+        <w:t xml:space="preserve">Management guidance decoded into commitments, graded on the expectation → action → operational → commercial → financial ladder, then compared to what the current price appears to assume. Method: playbook/guidance-and-expectation-gap.md.</w:t>
       </w:r>
     </w:p>
     <w:p>
@@ -298,14 +835,965 @@
           <w:sz w:val="20"/>
           <w:szCs w:val="20"/>
         </w:rPr>
-        <w:t xml:space="preserve">High-conviction call from a top contributor: </w:t>
-      </w:r>
-      <w:r>
-        <w:rPr>
-          <w:sz w:val="20"/>
-          <w:szCs w:val="20"/>
-        </w:rPr>
-        <w:t xml:space="preserve">No trusted users posted in this thread, but the non-trusted community debate is unusually well-informed and adversarial in a useful way: vikas_chandrawat (invested, 1.5yr holder) flagged receivables growing faster than revenue and rising interest costs as balance-sheet stress; a live, unresolved dispute in the most recent posts (Aug 2026) over whether the new cell facility's confirmed environmental clearance covers 1.6GW or the company-claimed 2.2GW -- a real execution-credibility question not yet settled.</w:t>
+        <w:t xml:space="preserve">Commitment ladder (most-proven first):</w:t>
+      </w:r>
+    </w:p>
+    <w:tbl>
+      <w:tblPr>
+        <w:tblW w:type="dxa" w:w="9000"/>
+        <w:tblBorders>
+          <w:top w:val="single" w:color="auto" w:sz="4"/>
+          <w:left w:val="single" w:color="auto" w:sz="4"/>
+          <w:bottom w:val="single" w:color="auto" w:sz="4"/>
+          <w:right w:val="single" w:color="auto" w:sz="4"/>
+          <w:insideH w:val="single" w:color="auto" w:sz="4"/>
+          <w:insideV w:val="single" w:color="auto" w:sz="4"/>
+        </w:tblBorders>
+      </w:tblPr>
+      <w:tblGrid>
+        <w:gridCol w:w="1100"/>
+        <w:gridCol w:w="2600"/>
+        <w:gridCol w:w="2400"/>
+        <w:gridCol w:w="900"/>
+        <w:gridCol w:w="1200"/>
+        <w:gridCol w:w="800"/>
+      </w:tblGrid>
+      <w:tr>
+        <w:trPr>
+          <w:tblHeader/>
+        </w:trPr>
+        <w:tc>
+          <w:tcPr>
+            <w:tcW w:type="dxa" w:w="1100"/>
+            <w:shd w:fill="F2F2F2" w:val="clear"/>
+          </w:tcPr>
+          <w:p>
+            <w:r>
+              <w:rPr>
+                <w:b/>
+                <w:bCs/>
+                <w:sz w:val="18"/>
+                <w:szCs w:val="18"/>
+              </w:rPr>
+              <w:t xml:space="preserve">Area</w:t>
+            </w:r>
+          </w:p>
+        </w:tc>
+        <w:tc>
+          <w:tcPr>
+            <w:tcW w:type="dxa" w:w="2600"/>
+            <w:shd w:fill="F2F2F2" w:val="clear"/>
+          </w:tcPr>
+          <w:p>
+            <w:r>
+              <w:rPr>
+                <w:b/>
+                <w:bCs/>
+                <w:sz w:val="18"/>
+                <w:szCs w:val="18"/>
+              </w:rPr>
+              <w:t xml:space="preserve">Commitment</w:t>
+            </w:r>
+          </w:p>
+        </w:tc>
+        <w:tc>
+          <w:tcPr>
+            <w:tcW w:type="dxa" w:w="2400"/>
+            <w:shd w:fill="F2F2F2" w:val="clear"/>
+          </w:tcPr>
+          <w:p>
+            <w:r>
+              <w:rPr>
+                <w:b/>
+                <w:bCs/>
+                <w:sz w:val="18"/>
+                <w:szCs w:val="18"/>
+              </w:rPr>
+              <w:t xml:space="preserve">Specifics</w:t>
+            </w:r>
+          </w:p>
+        </w:tc>
+        <w:tc>
+          <w:tcPr>
+            <w:tcW w:type="dxa" w:w="900"/>
+            <w:shd w:fill="F2F2F2" w:val="clear"/>
+          </w:tcPr>
+          <w:p>
+            <w:r>
+              <w:rPr>
+                <w:b/>
+                <w:bCs/>
+                <w:sz w:val="18"/>
+                <w:szCs w:val="18"/>
+              </w:rPr>
+              <w:t xml:space="preserve">By when</w:t>
+            </w:r>
+          </w:p>
+        </w:tc>
+        <w:tc>
+          <w:tcPr>
+            <w:tcW w:type="dxa" w:w="1200"/>
+            <w:shd w:fill="F2F2F2" w:val="clear"/>
+          </w:tcPr>
+          <w:p>
+            <w:r>
+              <w:rPr>
+                <w:b/>
+                <w:bCs/>
+                <w:sz w:val="18"/>
+                <w:szCs w:val="18"/>
+              </w:rPr>
+              <w:t xml:space="preserve">Stage</w:t>
+            </w:r>
+          </w:p>
+        </w:tc>
+        <w:tc>
+          <w:tcPr>
+            <w:tcW w:type="dxa" w:w="800"/>
+            <w:shd w:fill="F2F2F2" w:val="clear"/>
+          </w:tcPr>
+          <w:p>
+            <w:r>
+              <w:rPr>
+                <w:b/>
+                <w:bCs/>
+                <w:sz w:val="18"/>
+                <w:szCs w:val="18"/>
+              </w:rPr>
+              <w:t xml:space="preserve">Thesis-critical</w:t>
+            </w:r>
+          </w:p>
+        </w:tc>
+      </w:tr>
+      <w:tr>
+        <w:tc>
+          <w:tcPr>
+            <w:tcW w:type="dxa" w:w="1100"/>
+          </w:tcPr>
+          <w:p>
+            <w:r>
+              <w:rPr>
+                <w:b w:val="false"/>
+                <w:bCs w:val="false"/>
+                <w:sz w:val="18"/>
+                <w:szCs w:val="18"/>
+              </w:rPr>
+              <w:t xml:space="preserve">capacity</w:t>
+            </w:r>
+          </w:p>
+        </w:tc>
+        <w:tc>
+          <w:tcPr>
+            <w:tcW w:type="dxa" w:w="2600"/>
+          </w:tcPr>
+          <w:p>
+            <w:r>
+              <w:rPr>
+                <w:b w:val="false"/>
+                <w:bCs w:val="false"/>
+                <w:sz w:val="18"/>
+                <w:szCs w:val="18"/>
+              </w:rPr>
+              <w:t xml:space="preserve">Commission 2.2GW TOPCon G12R solar cell plant (full capacity simultaneously)</w:t>
+            </w:r>
+          </w:p>
+        </w:tc>
+        <w:tc>
+          <w:tcPr>
+            <w:tcW w:type="dxa" w:w="2400"/>
+          </w:tcPr>
+          <w:p>
+            <w:r>
+              <w:rPr>
+                <w:b w:val="false"/>
+                <w:bCs w:val="false"/>
+                <w:sz w:val="18"/>
+                <w:szCs w:val="18"/>
+              </w:rPr>
+              <w:t xml:space="preserve">Kosi Kotwan, Mathura; targeted Sep 2026 (slipped from Aug)</w:t>
+            </w:r>
+          </w:p>
+        </w:tc>
+        <w:tc>
+          <w:tcPr>
+            <w:tcW w:type="dxa" w:w="900"/>
+          </w:tcPr>
+          <w:p>
+            <w:r>
+              <w:rPr>
+                <w:b w:val="false"/>
+                <w:bCs w:val="false"/>
+                <w:sz w:val="18"/>
+                <w:szCs w:val="18"/>
+              </w:rPr>
+              <w:t xml:space="preserve">6M</w:t>
+            </w:r>
+          </w:p>
+        </w:tc>
+        <w:tc>
+          <w:tcPr>
+            <w:tcW w:type="dxa" w:w="1200"/>
+          </w:tcPr>
+          <w:p>
+            <w:r>
+              <w:rPr>
+                <w:b w:val="false"/>
+                <w:bCs w:val="false"/>
+                <w:sz w:val="18"/>
+                <w:szCs w:val="18"/>
+              </w:rPr>
+              <w:t xml:space="preserve">action</w:t>
+            </w:r>
+          </w:p>
+        </w:tc>
+        <w:tc>
+          <w:tcPr>
+            <w:tcW w:type="dxa" w:w="800"/>
+          </w:tcPr>
+          <w:p>
+            <w:r>
+              <w:rPr>
+                <w:b w:val="false"/>
+                <w:bCs w:val="false"/>
+                <w:sz w:val="18"/>
+                <w:szCs w:val="18"/>
+              </w:rPr>
+              <w:t xml:space="preserve">yes</w:t>
+            </w:r>
+          </w:p>
+        </w:tc>
+      </w:tr>
+      <w:tr>
+        <w:tc>
+          <w:tcPr>
+            <w:tcW w:type="dxa" w:w="1100"/>
+          </w:tcPr>
+          <w:p>
+            <w:r>
+              <w:rPr>
+                <w:b w:val="false"/>
+                <w:bCs w:val="false"/>
+                <w:sz w:val="18"/>
+                <w:szCs w:val="18"/>
+              </w:rPr>
+              <w:t xml:space="preserve">margin</w:t>
+            </w:r>
+          </w:p>
+        </w:tc>
+        <w:tc>
+          <w:tcPr>
+            <w:tcW w:type="dxa" w:w="2600"/>
+          </w:tcPr>
+          <w:p>
+            <w:r>
+              <w:rPr>
+                <w:b w:val="false"/>
+                <w:bCs w:val="false"/>
+                <w:sz w:val="18"/>
+                <w:szCs w:val="18"/>
+              </w:rPr>
+              <w:t xml:space="preserve">Blended-margin uplift from captive cells + DCR pricing premium</w:t>
+            </w:r>
+          </w:p>
+        </w:tc>
+        <w:tc>
+          <w:tcPr>
+            <w:tcW w:type="dxa" w:w="2400"/>
+          </w:tcPr>
+          <w:p>
+            <w:r>
+              <w:rPr>
+                <w:b w:val="false"/>
+                <w:bCs w:val="false"/>
+                <w:sz w:val="18"/>
+                <w:szCs w:val="18"/>
+              </w:rPr>
+              <w:t xml:space="preserve">no quantified target; current module net margin ~8%</w:t>
+            </w:r>
+          </w:p>
+        </w:tc>
+        <w:tc>
+          <w:tcPr>
+            <w:tcW w:type="dxa" w:w="900"/>
+          </w:tcPr>
+          <w:p>
+            <w:r>
+              <w:rPr>
+                <w:b w:val="false"/>
+                <w:bCs w:val="false"/>
+                <w:sz w:val="18"/>
+                <w:szCs w:val="18"/>
+              </w:rPr>
+              <w:t xml:space="preserve">FY28</w:t>
+            </w:r>
+          </w:p>
+        </w:tc>
+        <w:tc>
+          <w:tcPr>
+            <w:tcW w:type="dxa" w:w="1200"/>
+          </w:tcPr>
+          <w:p>
+            <w:r>
+              <w:rPr>
+                <w:b w:val="false"/>
+                <w:bCs w:val="false"/>
+                <w:sz w:val="18"/>
+                <w:szCs w:val="18"/>
+              </w:rPr>
+              <w:t xml:space="preserve">expectation</w:t>
+            </w:r>
+          </w:p>
+        </w:tc>
+        <w:tc>
+          <w:tcPr>
+            <w:tcW w:type="dxa" w:w="800"/>
+          </w:tcPr>
+          <w:p>
+            <w:r>
+              <w:rPr>
+                <w:b w:val="false"/>
+                <w:bCs w:val="false"/>
+                <w:sz w:val="18"/>
+                <w:szCs w:val="18"/>
+              </w:rPr>
+              <w:t xml:space="preserve">yes</w:t>
+            </w:r>
+          </w:p>
+        </w:tc>
+      </w:tr>
+      <w:tr>
+        <w:tc>
+          <w:tcPr>
+            <w:tcW w:type="dxa" w:w="1100"/>
+          </w:tcPr>
+          <w:p>
+            <w:r>
+              <w:rPr>
+                <w:b w:val="false"/>
+                <w:bCs w:val="false"/>
+                <w:sz w:val="18"/>
+                <w:szCs w:val="18"/>
+              </w:rPr>
+              <w:t xml:space="preserve">balance_sheet</w:t>
+            </w:r>
+          </w:p>
+        </w:tc>
+        <w:tc>
+          <w:tcPr>
+            <w:tcW w:type="dxa" w:w="2600"/>
+          </w:tcPr>
+          <w:p>
+            <w:r>
+              <w:rPr>
+                <w:b w:val="false"/>
+                <w:bCs w:val="false"/>
+                <w:sz w:val="18"/>
+                <w:szCs w:val="18"/>
+              </w:rPr>
+              <w:t xml:space="preserve">Rs 2,000 Cr borrowing authorisation to fund expansion</w:t>
+            </w:r>
+          </w:p>
+        </w:tc>
+        <w:tc>
+          <w:tcPr>
+            <w:tcW w:type="dxa" w:w="2400"/>
+          </w:tcPr>
+          <w:p>
+            <w:r>
+              <w:rPr>
+                <w:b w:val="false"/>
+                <w:bCs w:val="false"/>
+                <w:sz w:val="18"/>
+                <w:szCs w:val="18"/>
+              </w:rPr>
+              <w:t xml:space="preserve">postal ballot 19-Jul-2026</w:t>
+            </w:r>
+          </w:p>
+        </w:tc>
+        <w:tc>
+          <w:tcPr>
+            <w:tcW w:type="dxa" w:w="900"/>
+          </w:tcPr>
+          <w:p>
+            <w:r>
+              <w:rPr>
+                <w:b w:val="false"/>
+                <w:bCs w:val="false"/>
+                <w:sz w:val="18"/>
+                <w:szCs w:val="18"/>
+              </w:rPr>
+              <w:t xml:space="preserve">12M</w:t>
+            </w:r>
+          </w:p>
+        </w:tc>
+        <w:tc>
+          <w:tcPr>
+            <w:tcW w:type="dxa" w:w="1200"/>
+          </w:tcPr>
+          <w:p>
+            <w:r>
+              <w:rPr>
+                <w:b w:val="false"/>
+                <w:bCs w:val="false"/>
+                <w:sz w:val="18"/>
+                <w:szCs w:val="18"/>
+              </w:rPr>
+              <w:t xml:space="preserve">action</w:t>
+            </w:r>
+          </w:p>
+        </w:tc>
+        <w:tc>
+          <w:tcPr>
+            <w:tcW w:type="dxa" w:w="800"/>
+          </w:tcPr>
+          <w:p>
+            <w:r>
+              <w:rPr>
+                <w:b w:val="false"/>
+                <w:bCs w:val="false"/>
+                <w:sz w:val="18"/>
+                <w:szCs w:val="18"/>
+              </w:rPr>
+              <w:t xml:space="preserve"/>
+            </w:r>
+          </w:p>
+        </w:tc>
+      </w:tr>
+    </w:tbl>
+    <w:p>
+      <w:pPr>
+        <w:spacing w:after="60" w:before="120"/>
+      </w:pPr>
+      <w:r>
+        <w:rPr>
+          <w:b/>
+          <w:bCs/>
+          <w:sz w:val="20"/>
+          <w:szCs w:val="20"/>
+        </w:rPr>
+        <w:t xml:space="preserve">Earnings chain: </w:t>
+      </w:r>
+      <w:r>
+        <w:rPr>
+          <w:b w:val="false"/>
+          <w:bCs w:val="false"/>
+          <w:sz w:val="20"/>
+          <w:szCs w:val="20"/>
+        </w:rPr>
+        <w:t xml:space="preserve">DCR policy + module demand</w:t>
+      </w:r>
+      <w:r>
+        <w:rPr>
+          <w:color w:val="666666"/>
+          <w:sz w:val="20"/>
+          <w:szCs w:val="20"/>
+        </w:rPr>
+        <w:t xml:space="preserve"> → </w:t>
+      </w:r>
+      <w:r>
+        <w:rPr>
+          <w:b w:val="false"/>
+          <w:bCs w:val="false"/>
+          <w:sz w:val="20"/>
+          <w:szCs w:val="20"/>
+        </w:rPr>
+        <w:t xml:space="preserve">module revenue growth (+32% Q1 FY27)</w:t>
+      </w:r>
+      <w:r>
+        <w:rPr>
+          <w:color w:val="666666"/>
+          <w:sz w:val="20"/>
+          <w:szCs w:val="20"/>
+        </w:rPr>
+        <w:t xml:space="preserve"> → </w:t>
+      </w:r>
+      <w:r>
+        <w:rPr>
+          <w:b w:val="false"/>
+          <w:bCs w:val="false"/>
+          <w:sz w:val="20"/>
+          <w:szCs w:val="20"/>
+        </w:rPr>
+        <w:t xml:space="preserve">captive TOPCon cell supply (2.2GW, pending)</w:t>
+      </w:r>
+      <w:r>
+        <w:rPr>
+          <w:color w:val="666666"/>
+          <w:sz w:val="20"/>
+          <w:szCs w:val="20"/>
+        </w:rPr>
+        <w:t xml:space="preserve"> → </w:t>
+      </w:r>
+      <w:r>
+        <w:rPr>
+          <w:b w:val="false"/>
+          <w:bCs w:val="false"/>
+          <w:sz w:val="20"/>
+          <w:szCs w:val="20"/>
+        </w:rPr>
+        <w:t xml:space="preserve">blended gross-margin uplift + DCR pricing premium</w:t>
+      </w:r>
+      <w:r>
+        <w:rPr>
+          <w:color w:val="666666"/>
+          <w:sz w:val="20"/>
+          <w:szCs w:val="20"/>
+        </w:rPr>
+        <w:t xml:space="preserve"> → </w:t>
+      </w:r>
+      <w:r>
+        <w:rPr>
+          <w:b w:val="false"/>
+          <w:bCs w:val="false"/>
+          <w:sz w:val="20"/>
+          <w:szCs w:val="20"/>
+        </w:rPr>
+        <w:t xml:space="preserve">operating leverage vs stepped-up finance/depreciation/employee costs</w:t>
+      </w:r>
+      <w:r>
+        <w:rPr>
+          <w:color w:val="666666"/>
+          <w:sz w:val="20"/>
+          <w:szCs w:val="20"/>
+        </w:rPr>
+        <w:t xml:space="preserve"> → </w:t>
+      </w:r>
+      <w:r>
+        <w:rPr>
+          <w:b w:val="false"/>
+          <w:bCs w:val="false"/>
+          <w:sz w:val="20"/>
+          <w:szCs w:val="20"/>
+        </w:rPr>
+        <w:t xml:space="preserve">PAT growth</w:t>
+      </w:r>
+      <w:r>
+        <w:rPr>
+          <w:color w:val="666666"/>
+          <w:sz w:val="20"/>
+          <w:szCs w:val="20"/>
+        </w:rPr>
+        <w:t xml:space="preserve"> → </w:t>
+      </w:r>
+      <w:r>
+        <w:rPr>
+          <w:b w:val="false"/>
+          <w:bCs w:val="false"/>
+          <w:sz w:val="20"/>
+          <w:szCs w:val="20"/>
+        </w:rPr>
+        <w:t xml:space="preserve">cash conversion (currently negative)</w:t>
+      </w:r>
+    </w:p>
+    <w:p>
+      <w:pPr>
+        <w:spacing w:after="120"/>
+      </w:pPr>
+      <w:r>
+        <w:rPr>
+          <w:color w:val="666666"/>
+          <w:sz w:val="18"/>
+          <w:szCs w:val="18"/>
+        </w:rPr>
+        <w:t xml:space="preserve">Bottleneck link: captive TOPCon cell supply (2.2GW, pending) -- plant not yet commissioned.</w:t>
+      </w:r>
+    </w:p>
+    <w:p>
+      <w:pPr>
+        <w:spacing w:after="120"/>
+      </w:pPr>
+      <w:r>
+        <w:rPr>
+          <w:color w:val="666666"/>
+          <w:sz w:val="18"/>
+          <w:szCs w:val="18"/>
+        </w:rPr>
+        <w:t xml:space="preserve">Operating leverage: unclear -- Q1 FY27 showed negative leverage (PAT -5.7% on revenue +32%) as costs ran ahead of cell revenue</w:t>
+      </w:r>
+    </w:p>
+    <w:p>
+      <w:pPr>
+        <w:spacing w:after="120"/>
+      </w:pPr>
+      <w:r>
+        <w:rPr>
+          <w:color w:val="666666"/>
+          <w:sz w:val="18"/>
+          <w:szCs w:val="18"/>
+        </w:rPr>
+        <w:t xml:space="preserve">Evidenced: DCR policy + module demand; module revenue growth (+32% Q1 FY27). Still assumed: captive TOPCon cell supply (2.2GW, pending); blended gross-margin uplift + DCR pricing premium; operating leverage vs stepped-up finance/depreciation/employee costs; PAT growth; cash conversion.</w:t>
+      </w:r>
+    </w:p>
+    <w:p>
+      <w:pPr>
+        <w:spacing w:after="120"/>
+      </w:pPr>
+      <w:r>
+        <w:rPr>
+          <w:b/>
+          <w:bCs/>
+          <w:sz w:val="20"/>
+          <w:szCs w:val="20"/>
+        </w:rPr>
+        <w:t xml:space="preserve">Market expectation vs. our path:</w:t>
+      </w:r>
+    </w:p>
+    <w:tbl>
+      <w:tblPr>
+        <w:tblW w:type="dxa" w:w="9000"/>
+        <w:tblBorders>
+          <w:top w:val="single" w:color="auto" w:sz="4"/>
+          <w:left w:val="single" w:color="auto" w:sz="4"/>
+          <w:bottom w:val="single" w:color="auto" w:sz="4"/>
+          <w:right w:val="single" w:color="auto" w:sz="4"/>
+          <w:insideH w:val="single" w:color="auto" w:sz="4"/>
+          <w:insideV w:val="single" w:color="auto" w:sz="4"/>
+        </w:tblBorders>
+      </w:tblPr>
+      <w:tblGrid>
+        <w:gridCol w:w="3200"/>
+        <w:gridCol w:w="5800"/>
+      </w:tblGrid>
+      <w:tr>
+        <w:tc>
+          <w:tcPr>
+            <w:tcW w:type="dxa" w:w="3200"/>
+            <w:shd w:fill="F2F2F2" w:val="clear"/>
+          </w:tcPr>
+          <w:p>
+            <w:r>
+              <w:rPr>
+                <w:b/>
+                <w:bCs/>
+              </w:rPr>
+              <w:t xml:space="preserve">As of</w:t>
+            </w:r>
+          </w:p>
+        </w:tc>
+        <w:tc>
+          <w:tcPr>
+            <w:tcW w:type="dxa" w:w="5800"/>
+          </w:tcPr>
+          <w:p>
+            <w:r>
+              <w:t xml:space="preserve">2026-09-08</w:t>
+            </w:r>
+          </w:p>
+        </w:tc>
+      </w:tr>
+      <w:tr>
+        <w:tc>
+          <w:tcPr>
+            <w:tcW w:type="dxa" w:w="3200"/>
+            <w:shd w:fill="F2F2F2" w:val="clear"/>
+          </w:tcPr>
+          <w:p>
+            <w:r>
+              <w:rPr>
+                <w:b/>
+                <w:bCs/>
+              </w:rPr>
+              <w:t xml:space="preserve">Price / multiple</w:t>
+            </w:r>
+          </w:p>
+        </w:tc>
+        <w:tc>
+          <w:tcPr>
+            <w:tcW w:type="dxa" w:w="5800"/>
+          </w:tcPr>
+          <w:p>
+            <w:r>
+              <w:t xml:space="preserve">Rs 938 · 11.9x P/E</w:t>
+            </w:r>
+          </w:p>
+        </w:tc>
+      </w:tr>
+      <w:tr>
+        <w:tc>
+          <w:tcPr>
+            <w:tcW w:type="dxa" w:w="3200"/>
+            <w:shd w:fill="F2F2F2" w:val="clear"/>
+          </w:tcPr>
+          <w:p>
+            <w:r>
+              <w:rPr>
+                <w:b/>
+                <w:bCs/>
+              </w:rPr>
+              <w:t xml:space="preserve">Right valuation lens</w:t>
+            </w:r>
+          </w:p>
+        </w:tc>
+        <w:tc>
+          <w:tcPr>
+            <w:tcW w:type="dxa" w:w="5800"/>
+          </w:tcPr>
+          <w:p>
+            <w:r>
+              <w:t xml:space="preserve">P/E</w:t>
+            </w:r>
+          </w:p>
+        </w:tc>
+      </w:tr>
+      <w:tr>
+        <w:tc>
+          <w:tcPr>
+            <w:tcW w:type="dxa" w:w="3200"/>
+            <w:shd w:fill="F2F2F2" w:val="clear"/>
+          </w:tcPr>
+          <w:p>
+            <w:r>
+              <w:rPr>
+                <w:b/>
+                <w:bCs/>
+              </w:rPr>
+              <w:t xml:space="preserve">Price implies</w:t>
+            </w:r>
+          </w:p>
+        </w:tc>
+        <w:tc>
+          <w:tcPr>
+            <w:tcW w:type="dxa" w:w="5800"/>
+          </w:tcPr>
+          <w:p>
+            <w:r>
+              <w:t xml:space="preserve">~0-10% EPS CAGR FY26-28 is all ~12x trailing needs at a ~10-12x cyclical exit -- the market is pricing little/no earnings growth from here</w:t>
+            </w:r>
+          </w:p>
+        </w:tc>
+      </w:tr>
+      <w:tr>
+        <w:tc>
+          <w:tcPr>
+            <w:tcW w:type="dxa" w:w="3200"/>
+            <w:shd w:fill="F2F2F2" w:val="clear"/>
+          </w:tcPr>
+          <w:p>
+            <w:r>
+              <w:rPr>
+                <w:b/>
+                <w:bCs/>
+              </w:rPr>
+              <w:t xml:space="preserve">Our FY27</w:t>
+            </w:r>
+          </w:p>
+        </w:tc>
+        <w:tc>
+          <w:tcPr>
+            <w:tcW w:type="dxa" w:w="5800"/>
+          </w:tcPr>
+          <w:p>
+            <w:r>
+              <w:t xml:space="preserve">revenue +~25-35% (Rs 2,700-3,000 Cr) once cells ramp; PAT roughly flat to +15% given margin compression + finance costs (wide range on plant-ramp timing)</w:t>
+            </w:r>
+          </w:p>
+        </w:tc>
+      </w:tr>
+      <w:tr>
+        <w:tc>
+          <w:tcPr>
+            <w:tcW w:type="dxa" w:w="3200"/>
+            <w:shd w:fill="F2F2F2" w:val="clear"/>
+          </w:tcPr>
+          <w:p>
+            <w:r>
+              <w:rPr>
+                <w:b/>
+                <w:bCs/>
+              </w:rPr>
+              <w:t xml:space="preserve">Our FY28</w:t>
+            </w:r>
+          </w:p>
+        </w:tc>
+        <w:tc>
+          <w:tcPr>
+            <w:tcW w:type="dxa" w:w="5800"/>
+          </w:tcPr>
+          <w:p>
+            <w:r>
+              <w:t xml:space="preserve">material upside IF 2.2GW cells run at DCR pricing (PAT could double); downside if module margins stay ~8% and leverage bites -- bimodal</w:t>
+            </w:r>
+          </w:p>
+        </w:tc>
+      </w:tr>
+      <w:tr>
+        <w:tc>
+          <w:tcPr>
+            <w:tcW w:type="dxa" w:w="3200"/>
+            <w:shd w:fill="F2F2F2" w:val="clear"/>
+          </w:tcPr>
+          <w:p>
+            <w:r>
+              <w:rPr>
+                <w:b/>
+                <w:bCs/>
+              </w:rPr>
+              <w:t xml:space="preserve">Gap direction</w:t>
+            </w:r>
+          </w:p>
+        </w:tc>
+        <w:tc>
+          <w:tcPr>
+            <w:tcW w:type="dxa" w:w="5800"/>
+          </w:tcPr>
+          <w:p>
+            <w:r>
+              <w:t xml:space="preserve">partially-priced</w:t>
+            </w:r>
+          </w:p>
+        </w:tc>
+      </w:tr>
+      <w:tr>
+        <w:tc>
+          <w:tcPr>
+            <w:tcW w:type="dxa" w:w="3200"/>
+            <w:shd w:fill="F2F2F2" w:val="clear"/>
+          </w:tcPr>
+          <w:p>
+            <w:r>
+              <w:rPr>
+                <w:b/>
+                <w:bCs/>
+              </w:rPr>
+              <w:t xml:space="preserve">Gap type</w:t>
+            </w:r>
+          </w:p>
+        </w:tc>
+        <w:tc>
+          <w:tcPr>
+            <w:tcW w:type="dxa" w:w="5800"/>
+          </w:tcPr>
+          <w:p>
+            <w:r>
+              <w:t xml:space="preserve">margin</w:t>
+            </w:r>
+          </w:p>
+        </w:tc>
+      </w:tr>
+      <w:tr>
+        <w:tc>
+          <w:tcPr>
+            <w:tcW w:type="dxa" w:w="3200"/>
+            <w:shd w:fill="F2F2F2" w:val="clear"/>
+          </w:tcPr>
+          <w:p>
+            <w:r>
+              <w:rPr>
+                <w:b/>
+                <w:bCs/>
+              </w:rPr>
+              <w:t xml:space="preserve">Gap magnitude</w:t>
+            </w:r>
+          </w:p>
+        </w:tc>
+        <w:tc>
+          <w:tcPr>
+            <w:tcW w:type="dxa" w:w="5800"/>
+          </w:tcPr>
+          <w:p>
+            <w:r>
+              <w:t xml:space="preserve">not estimable</w:t>
+            </w:r>
+          </w:p>
+        </w:tc>
+      </w:tr>
+      <w:tr>
+        <w:tc>
+          <w:tcPr>
+            <w:tcW w:type="dxa" w:w="3200"/>
+            <w:shd w:fill="F2F2F2" w:val="clear"/>
+          </w:tcPr>
+          <w:p>
+            <w:r>
+              <w:rPr>
+                <w:b/>
+                <w:bCs/>
+              </w:rPr>
+              <w:t xml:space="preserve">Gap basis</w:t>
+            </w:r>
+          </w:p>
+        </w:tc>
+        <w:tc>
+          <w:tcPr>
+            <w:tcW w:type="dxa" w:w="5800"/>
+          </w:tcPr>
+          <w:p>
+            <w:r>
+              <w:t xml:space="preserve">market prices near-zero growth (~12x); our base case is modest growth with bimodal upside from cell integration -- partly underpriced but the execution/leverage risk that justifies the low multiple is real</w:t>
+            </w:r>
+          </w:p>
+        </w:tc>
+      </w:tr>
+      <w:tr>
+        <w:tc>
+          <w:tcPr>
+            <w:tcW w:type="dxa" w:w="3200"/>
+            <w:shd w:fill="F2F2F2" w:val="clear"/>
+          </w:tcPr>
+          <w:p>
+            <w:r>
+              <w:rPr>
+                <w:b/>
+                <w:bCs/>
+              </w:rPr>
+              <w:t xml:space="preserve">Evidence quality</w:t>
+            </w:r>
+          </w:p>
+        </w:tc>
+        <w:tc>
+          <w:tcPr>
+            <w:tcW w:type="dxa" w:w="5800"/>
+          </w:tcPr>
+          <w:p>
+            <w:r>
+              <w:t xml:space="preserve">weak</w:t>
+            </w:r>
+          </w:p>
+        </w:tc>
+      </w:tr>
+    </w:tbl>
+    <w:p>
+      <w:pPr>
+        <w:spacing w:after="120"/>
+      </w:pPr>
+      <w:r>
+        <w:rPr>
+          <w:i/>
+          <w:iCs/>
+          <w:color w:val="666666"/>
+          <w:sz w:val="16"/>
+          <w:szCs w:val="16"/>
+        </w:rPr>
+        <w:t xml:space="preserve">no broker consensus; implied path is a reverse-P/E estimate + screener.in forward figures + VP thread view</w:t>
+      </w:r>
+    </w:p>
+    <w:p>
+      <w:pPr>
+        <w:spacing w:after="120" w:before="120"/>
+      </w:pPr>
+      <w:r>
+        <w:rPr>
+          <w:b/>
+          <w:bCs/>
+          <w:sz w:val="20"/>
+          <w:szCs w:val="20"/>
+        </w:rPr>
+        <w:t xml:space="preserve">Catalyst: </w:t>
+      </w:r>
+      <w:r>
+        <w:rPr>
+          <w:sz w:val="20"/>
+          <w:szCs w:val="20"/>
+        </w:rPr>
+        <w:t xml:space="preserve">2.2GW cell plant commissioning + ALMM List-II inclusion, then a quarter showing blended-margin uplift from captive cells</w:t>
+      </w:r>
+      <w:r>
+        <w:rPr>
+          <w:color w:val="666666"/>
+          <w:sz w:val="18"/>
+          <w:szCs w:val="18"/>
+        </w:rPr>
+        <w:t xml:space="preserve"> (window ~9M from 2026-09-08; dated; evidence med; pending)</w:t>
       </w:r>
     </w:p>
     <w:p>
@@ -314,15 +1802,728 @@
         <w:spacing w:after="120" w:before="280"/>
       </w:pPr>
       <w:r>
-        <w:t xml:space="preserve">BSE Corporate Actions / Other Red Flags</w:t>
-      </w:r>
-    </w:p>
-    <w:p>
-      <w:pPr>
-        <w:spacing w:after="120"/>
-      </w:pPr>
-      <w:r>
-        <w:t xml:space="preserve"/>
+        <w:t xml:space="preserve">Ishmohit-Lens Checks (value chain · earnings quality · growth trajectory · management · quality metrics · track record · global-signal check)</w:t>
+      </w:r>
+    </w:p>
+    <w:p>
+      <w:pPr>
+        <w:spacing w:after="120"/>
+      </w:pPr>
+      <w:r>
+        <w:rPr>
+          <w:i/>
+          <w:iCs/>
+          <w:color w:val="666666"/>
+          <w:sz w:val="18"/>
+          <w:szCs w:val="18"/>
+        </w:rPr>
+        <w:t xml:space="preserve">Extra checks drawn from @ishmohit1 / SOIC methodology (playbook/ishmohit-soic-style.md): where the company sits in its value chain and what the supply side is doing, whether a margin/PAT inflection is structural or a cyclical peak, the rate-of-change of growth vs. what the multiple demands, and management quality as a positive attribute.</w:t>
+      </w:r>
+    </w:p>
+    <w:p>
+      <w:pPr>
+        <w:spacing w:after="120"/>
+      </w:pPr>
+      <w:r>
+        <w:rPr>
+          <w:b/>
+          <w:bCs/>
+          <w:sz w:val="20"/>
+          <w:szCs w:val="20"/>
+        </w:rPr>
+        <w:t xml:space="preserve">Value chain &amp; supply side:</w:t>
+      </w:r>
+    </w:p>
+    <w:tbl>
+      <w:tblPr>
+        <w:tblW w:type="dxa" w:w="9000"/>
+        <w:tblBorders>
+          <w:top w:val="single" w:color="auto" w:sz="4"/>
+          <w:left w:val="single" w:color="auto" w:sz="4"/>
+          <w:bottom w:val="single" w:color="auto" w:sz="4"/>
+          <w:right w:val="single" w:color="auto" w:sz="4"/>
+          <w:insideH w:val="single" w:color="auto" w:sz="4"/>
+          <w:insideV w:val="single" w:color="auto" w:sz="4"/>
+        </w:tblBorders>
+      </w:tblPr>
+      <w:tblGrid>
+        <w:gridCol w:w="3200"/>
+        <w:gridCol w:w="5800"/>
+      </w:tblGrid>
+      <w:tr>
+        <w:tc>
+          <w:tcPr>
+            <w:tcW w:type="dxa" w:w="3200"/>
+            <w:shd w:fill="F2F2F2" w:val="clear"/>
+          </w:tcPr>
+          <w:p>
+            <w:r>
+              <w:rPr>
+                <w:b/>
+                <w:bCs/>
+              </w:rPr>
+              <w:t xml:space="preserve">Theme</w:t>
+            </w:r>
+          </w:p>
+        </w:tc>
+        <w:tc>
+          <w:tcPr>
+            <w:tcW w:type="dxa" w:w="5800"/>
+          </w:tcPr>
+          <w:p>
+            <w:r>
+              <w:t xml:space="preserve">India solar-manufacturing localisation (DCR / ALMM); module + cell backward integration</w:t>
+            </w:r>
+          </w:p>
+        </w:tc>
+      </w:tr>
+      <w:tr>
+        <w:tc>
+          <w:tcPr>
+            <w:tcW w:type="dxa" w:w="3200"/>
+            <w:shd w:fill="F2F2F2" w:val="clear"/>
+          </w:tcPr>
+          <w:p>
+            <w:r>
+              <w:rPr>
+                <w:b/>
+                <w:bCs/>
+              </w:rPr>
+              <w:t xml:space="preserve">This company's position</w:t>
+            </w:r>
+          </w:p>
+        </w:tc>
+        <w:tc>
+          <w:tcPr>
+            <w:tcW w:type="dxa" w:w="5800"/>
+          </w:tcPr>
+          <w:p>
+            <w:r>
+              <w:t xml:space="preserve">North India's largest module maker; adding 2.2GW TOPCon cells to move upstream and qualify for DCR/ALMM demand</w:t>
+            </w:r>
+          </w:p>
+        </w:tc>
+      </w:tr>
+      <w:tr>
+        <w:tc>
+          <w:tcPr>
+            <w:tcW w:type="dxa" w:w="3200"/>
+            <w:shd w:fill="F2F2F2" w:val="clear"/>
+          </w:tcPr>
+          <w:p>
+            <w:r>
+              <w:rPr>
+                <w:b/>
+                <w:bCs/>
+              </w:rPr>
+              <w:t xml:space="preserve">Bottleneck node (pricing power)</w:t>
+            </w:r>
+          </w:p>
+        </w:tc>
+        <w:tc>
+          <w:tcPr>
+            <w:tcW w:type="dxa" w:w="5800"/>
+          </w:tcPr>
+          <w:p>
+            <w:r>
+              <w:t xml:space="preserve">domestic cell supply (industry-wide short of cells vs modules); ALMM List-II approvals</w:t>
+            </w:r>
+          </w:p>
+        </w:tc>
+      </w:tr>
+      <w:tr>
+        <w:tc>
+          <w:tcPr>
+            <w:tcW w:type="dxa" w:w="3200"/>
+            <w:shd w:fill="F2F2F2" w:val="clear"/>
+          </w:tcPr>
+          <w:p>
+            <w:r>
+              <w:rPr>
+                <w:b/>
+                <w:bCs/>
+              </w:rPr>
+              <w:t xml:space="preserve">Supply-side status</w:t>
+            </w:r>
+          </w:p>
+        </w:tc>
+        <w:tc>
+          <w:tcPr>
+            <w:tcW w:type="dxa" w:w="5800"/>
+          </w:tcPr>
+          <w:p>
+            <w:r>
+              <w:t xml:space="preserve">adding</w:t>
+            </w:r>
+          </w:p>
+        </w:tc>
+      </w:tr>
+      <w:tr>
+        <w:tc>
+          <w:tcPr>
+            <w:tcW w:type="dxa" w:w="3200"/>
+            <w:shd w:fill="F2F2F2" w:val="clear"/>
+          </w:tcPr>
+          <w:p>
+            <w:r>
+              <w:rPr>
+                <w:b/>
+                <w:bCs/>
+              </w:rPr>
+              <w:t xml:space="preserve">Adjacent-node peers</w:t>
+            </w:r>
+          </w:p>
+        </w:tc>
+        <w:tc>
+          <w:tcPr>
+            <w:tcW w:type="dxa" w:w="5800"/>
+          </w:tcPr>
+          <w:p>
+            <w:r>
+              <w:t xml:space="preserve">Waaree Energies, Premier Energies, Websol Energy System, Goldi Solar (unlisted)</w:t>
+            </w:r>
+          </w:p>
+        </w:tc>
+      </w:tr>
+    </w:tbl>
+    <w:p>
+      <w:pPr>
+        <w:spacing w:after="120"/>
+      </w:pPr>
+      <w:r>
+        <w:rPr>
+          <w:color w:val="666666"/>
+          <w:sz w:val="18"/>
+          <w:szCs w:val="18"/>
+        </w:rPr>
+        <w:t xml:space="preserve">Capital-cycle read: the whole industry is adding cell capacity into a DCR-created window -- late-cycle glut risk once domestic cell supply catches module capacity; the pricing premium is a policy artefact, not structural pricing power.</w:t>
+      </w:r>
+    </w:p>
+    <w:p>
+      <w:pPr>
+        <w:spacing w:after="60" w:before="120"/>
+      </w:pPr>
+      <w:r>
+        <w:rPr>
+          <w:b/>
+          <w:bCs/>
+          <w:sz w:val="20"/>
+          <w:szCs w:val="20"/>
+        </w:rPr>
+        <w:t xml:space="preserve">Earnings quality: </w:t>
+      </w:r>
+      <w:r>
+        <w:rPr>
+          <w:sz w:val="20"/>
+          <w:szCs w:val="20"/>
+        </w:rPr>
+        <w:t xml:space="preserve">margin driver cyclical</w:t>
+      </w:r>
+      <w:r>
+        <w:rPr>
+          <w:b/>
+          <w:bCs/>
+          <w:color w:val="A32020"/>
+          <w:sz w:val="20"/>
+          <w:szCs w:val="20"/>
+        </w:rPr>
+        <w:t xml:space="preserve">  — PEAK-MARGIN RISK: do not capitalise current margins</w:t>
+      </w:r>
+    </w:p>
+    <w:p>
+      <w:pPr>
+        <w:spacing w:after="120"/>
+      </w:pPr>
+      <w:r>
+        <w:rPr>
+          <w:color w:val="666666"/>
+          <w:sz w:val="18"/>
+          <w:szCs w:val="18"/>
+        </w:rPr>
+        <w:t xml:space="preserve">Drivers: DCR-anticipation module pricing / demand pull-forward; module ASP and polysilicon/cell input-cost swings; operating leverage on a fast-growing base (now reversing as costs step up).</w:t>
+      </w:r>
+    </w:p>
+    <w:p>
+      <w:pPr>
+        <w:spacing w:after="120"/>
+      </w:pPr>
+      <w:r>
+        <w:rPr>
+          <w:color w:val="666666"/>
+          <w:sz w:val="18"/>
+          <w:szCs w:val="18"/>
+        </w:rPr>
+        <w:t xml:space="preserve">FY26 net margin ~9-11% is well above a through-cycle module-making level (~4-7%) and is a policy-window / demand-pull-forward peak; Q1 FY27 already compressed to 7.9%. Through-cycle margins are lower unless captive cells structurally lift the blend. Flagged as peak-margin risk.</w:t>
+      </w:r>
+    </w:p>
+    <w:p>
+      <w:pPr>
+        <w:spacing w:after="60" w:before="120"/>
+      </w:pPr>
+      <w:r>
+        <w:rPr>
+          <w:b/>
+          <w:bCs/>
+          <w:sz w:val="20"/>
+          <w:szCs w:val="20"/>
+        </w:rPr>
+        <w:t xml:space="preserve">Growth trajectory: </w:t>
+      </w:r>
+      <w:r>
+        <w:rPr>
+          <w:b/>
+          <w:bCs/>
+          <w:color w:val="A32020"/>
+          <w:sz w:val="20"/>
+          <w:szCs w:val="20"/>
+        </w:rPr>
+        <w:t xml:space="preserve">YoY growth rate is decelerating</w:t>
+      </w:r>
+    </w:p>
+    <w:p>
+      <w:pPr>
+        <w:spacing w:after="120"/>
+      </w:pPr>
+      <w:r>
+        <w:rPr>
+          <w:color w:val="666666"/>
+          <w:sz w:val="18"/>
+          <w:szCs w:val="18"/>
+        </w:rPr>
+        <w:t xml:space="preserve">YoY revenue growth oldest-&gt;newest (approx): FY25 ~150%+, Q3 FY26 ~90%+, Q4 FY26 +105%, Q1 FY27 +32%; PAT YoY went from strongly positive to -5.7% in Q1 FY27</w:t>
+      </w:r>
+    </w:p>
+    <w:p>
+      <w:pPr>
+        <w:spacing w:after="120"/>
+      </w:pPr>
+      <w:r>
+        <w:rPr>
+          <w:color w:val="666666"/>
+          <w:sz w:val="18"/>
+          <w:szCs w:val="18"/>
+        </w:rPr>
+        <w:t xml:space="preserve">Reverse P/E: ~12x trailing needs only flat-to-low EPS growth at a ~10-12x cyclical exit; the deceleration + margin compression means the multiple is roughly fair, with bimodal upside if cell integration lands.</w:t>
+      </w:r>
+    </w:p>
+    <w:p>
+      <w:pPr>
+        <w:spacing w:after="120"/>
+      </w:pPr>
+      <w:r>
+        <w:rPr>
+          <w:b/>
+          <w:bCs/>
+          <w:sz w:val="20"/>
+          <w:szCs w:val="20"/>
+        </w:rPr>
+        <w:t xml:space="preserve">Management quality (TVGP's "P"):</w:t>
+      </w:r>
+    </w:p>
+    <w:tbl>
+      <w:tblPr>
+        <w:tblW w:type="dxa" w:w="9000"/>
+        <w:tblBorders>
+          <w:top w:val="single" w:color="auto" w:sz="4"/>
+          <w:left w:val="single" w:color="auto" w:sz="4"/>
+          <w:bottom w:val="single" w:color="auto" w:sz="4"/>
+          <w:right w:val="single" w:color="auto" w:sz="4"/>
+          <w:insideH w:val="single" w:color="auto" w:sz="4"/>
+          <w:insideV w:val="single" w:color="auto" w:sz="4"/>
+        </w:tblBorders>
+      </w:tblPr>
+      <w:tblGrid>
+        <w:gridCol w:w="3200"/>
+        <w:gridCol w:w="5800"/>
+      </w:tblGrid>
+      <w:tr>
+        <w:tc>
+          <w:tcPr>
+            <w:tcW w:type="dxa" w:w="3200"/>
+            <w:shd w:fill="F2F2F2" w:val="clear"/>
+          </w:tcPr>
+          <w:p>
+            <w:r>
+              <w:rPr>
+                <w:b/>
+                <w:bCs/>
+              </w:rPr>
+              <w:t xml:space="preserve">Assessment</w:t>
+            </w:r>
+          </w:p>
+        </w:tc>
+        <w:tc>
+          <w:tcPr>
+            <w:tcW w:type="dxa" w:w="5800"/>
+          </w:tcPr>
+          <w:p>
+            <w:r>
+              <w:t xml:space="preserve">neutral</w:t>
+            </w:r>
+          </w:p>
+        </w:tc>
+      </w:tr>
+      <w:tr>
+        <w:tc>
+          <w:tcPr>
+            <w:tcW w:type="dxa" w:w="3200"/>
+            <w:shd w:fill="F2F2F2" w:val="clear"/>
+          </w:tcPr>
+          <w:p>
+            <w:r>
+              <w:rPr>
+                <w:b/>
+                <w:bCs/>
+              </w:rPr>
+              <w:t xml:space="preserve">Capital allocation</w:t>
+            </w:r>
+          </w:p>
+        </w:tc>
+        <w:tc>
+          <w:tcPr>
+            <w:tcW w:type="dxa" w:w="5800"/>
+          </w:tcPr>
+          <w:p>
+            <w:r>
+              <w:t xml:space="preserve">Reinvesting all cash plus heavy new debt into a single 2.2GW cell plant; 3yr incremental ROCE has been very high but FY26 turned FCF-negative (-Rs 116 Cr); no unrelated diversification; RPT and asset-disposal items on the Jul-2026 postal ballot to watch (neutral)</w:t>
+            </w:r>
+          </w:p>
+        </w:tc>
+      </w:tr>
+      <w:tr>
+        <w:tc>
+          <w:tcPr>
+            <w:tcW w:type="dxa" w:w="3200"/>
+            <w:shd w:fill="F2F2F2" w:val="clear"/>
+          </w:tcPr>
+          <w:p>
+            <w:r>
+              <w:rPr>
+                <w:b/>
+                <w:bCs/>
+              </w:rPr>
+              <w:t xml:space="preserve">Related-party trend</w:t>
+            </w:r>
+          </w:p>
+        </w:tc>
+        <w:tc>
+          <w:tcPr>
+            <w:tcW w:type="dxa" w:w="5800"/>
+          </w:tcPr>
+          <w:p>
+            <w:r>
+              <w:t xml:space="preserve">unclear</w:t>
+            </w:r>
+          </w:p>
+        </w:tc>
+      </w:tr>
+      <w:tr>
+        <w:tc>
+          <w:tcPr>
+            <w:tcW w:type="dxa" w:w="3200"/>
+            <w:shd w:fill="F2F2F2" w:val="clear"/>
+          </w:tcPr>
+          <w:p>
+            <w:r>
+              <w:rPr>
+                <w:b/>
+                <w:bCs/>
+              </w:rPr>
+              <w:t xml:space="preserve">Guidance credibility</w:t>
+            </w:r>
+          </w:p>
+        </w:tc>
+        <w:tc>
+          <w:tcPr>
+            <w:tcW w:type="dxa" w:w="5800"/>
+          </w:tcPr>
+          <w:p>
+            <w:r>
+              <w:t xml:space="preserve">reliable</w:t>
+            </w:r>
+          </w:p>
+        </w:tc>
+      </w:tr>
+      <w:tr>
+        <w:tc>
+          <w:tcPr>
+            <w:tcW w:type="dxa" w:w="3200"/>
+            <w:shd w:fill="F2F2F2" w:val="clear"/>
+          </w:tcPr>
+          <w:p>
+            <w:r>
+              <w:rPr>
+                <w:b/>
+                <w:bCs/>
+              </w:rPr>
+              <w:t xml:space="preserve">Shareholder returns</w:t>
+            </w:r>
+          </w:p>
+        </w:tc>
+        <w:tc>
+          <w:tcPr>
+            <w:tcW w:type="dxa" w:w="5800"/>
+          </w:tcPr>
+          <w:p>
+            <w:r>
+              <w:t xml:space="preserve">none</w:t>
+            </w:r>
+          </w:p>
+        </w:tc>
+      </w:tr>
+      <w:tr>
+        <w:tc>
+          <w:tcPr>
+            <w:tcW w:type="dxa" w:w="3200"/>
+            <w:shd w:fill="F2F2F2" w:val="clear"/>
+          </w:tcPr>
+          <w:p>
+            <w:r>
+              <w:rPr>
+                <w:b/>
+                <w:bCs/>
+              </w:rPr>
+              <w:t xml:space="preserve">Capability ladder / VAP</w:t>
+            </w:r>
+          </w:p>
+        </w:tc>
+        <w:tc>
+          <w:tcPr>
+            <w:tcW w:type="dxa" w:w="5800"/>
+          </w:tcPr>
+          <w:p>
+            <w:r>
+              <w:t xml:space="preserve">Explicitly moving up the value chain from modules into TOPCon cell manufacturing (G12R) and pursuing ALMM List-II</w:t>
+            </w:r>
+          </w:p>
+        </w:tc>
+      </w:tr>
+    </w:tbl>
+    <w:p>
+      <w:pPr>
+        <w:spacing w:after="120"/>
+      </w:pPr>
+      <w:r>
+        <w:rPr>
+          <w:b/>
+          <w:bCs/>
+          <w:sz w:val="20"/>
+          <w:szCs w:val="20"/>
+        </w:rPr>
+        <w:t xml:space="preserve">Quality metrics (ROCE · debt · FCF · margin · capex):</w:t>
+      </w:r>
+    </w:p>
+    <w:tbl>
+      <w:tblPr>
+        <w:tblW w:type="dxa" w:w="9000"/>
+        <w:tblBorders>
+          <w:top w:val="single" w:color="auto" w:sz="4"/>
+          <w:left w:val="single" w:color="auto" w:sz="4"/>
+          <w:bottom w:val="single" w:color="auto" w:sz="4"/>
+          <w:right w:val="single" w:color="auto" w:sz="4"/>
+          <w:insideH w:val="single" w:color="auto" w:sz="4"/>
+          <w:insideV w:val="single" w:color="auto" w:sz="4"/>
+        </w:tblBorders>
+      </w:tblPr>
+      <w:tblGrid>
+        <w:gridCol w:w="3200"/>
+        <w:gridCol w:w="5800"/>
+      </w:tblGrid>
+      <w:tr>
+        <w:tc>
+          <w:tcPr>
+            <w:tcW w:type="dxa" w:w="3200"/>
+            <w:shd w:fill="F2F2F2" w:val="clear"/>
+          </w:tcPr>
+          <w:p>
+            <w:r>
+              <w:rPr>
+                <w:b/>
+                <w:bCs/>
+              </w:rPr>
+              <w:t xml:space="preserve">Assessment</w:t>
+            </w:r>
+          </w:p>
+        </w:tc>
+        <w:tc>
+          <w:tcPr>
+            <w:tcW w:type="dxa" w:w="5800"/>
+          </w:tcPr>
+          <w:p>
+            <w:r>
+              <w:t xml:space="preserve">concern</w:t>
+            </w:r>
+          </w:p>
+        </w:tc>
+      </w:tr>
+      <w:tr>
+        <w:tc>
+          <w:tcPr>
+            <w:tcW w:type="dxa" w:w="3200"/>
+            <w:shd w:fill="F2F2F2" w:val="clear"/>
+          </w:tcPr>
+          <w:p>
+            <w:r>
+              <w:rPr>
+                <w:b/>
+                <w:bCs/>
+              </w:rPr>
+              <w:t xml:space="preserve">ROCE</w:t>
+            </w:r>
+          </w:p>
+        </w:tc>
+        <w:tc>
+          <w:tcPr>
+            <w:tcW w:type="dxa" w:w="5800"/>
+          </w:tcPr>
+          <w:p>
+            <w:r>
+              <w:t xml:space="preserve">43.5% (stable)</w:t>
+            </w:r>
+          </w:p>
+        </w:tc>
+      </w:tr>
+      <w:tr>
+        <w:tc>
+          <w:tcPr>
+            <w:tcW w:type="dxa" w:w="3200"/>
+            <w:shd w:fill="F2F2F2" w:val="clear"/>
+          </w:tcPr>
+          <w:p>
+            <w:r>
+              <w:rPr>
+                <w:b/>
+                <w:bCs/>
+              </w:rPr>
+              <w:t xml:space="preserve">Leverage</w:t>
+            </w:r>
+          </w:p>
+        </w:tc>
+        <w:tc>
+          <w:tcPr>
+            <w:tcW w:type="dxa" w:w="5800"/>
+          </w:tcPr>
+          <w:p>
+            <w:r>
+              <w:t xml:space="preserve">Net debt/EBITDA 1.6x</w:t>
+            </w:r>
+          </w:p>
+        </w:tc>
+      </w:tr>
+      <w:tr>
+        <w:tc>
+          <w:tcPr>
+            <w:tcW w:type="dxa" w:w="3200"/>
+            <w:shd w:fill="F2F2F2" w:val="clear"/>
+          </w:tcPr>
+          <w:p>
+            <w:r>
+              <w:rPr>
+                <w:b/>
+                <w:bCs/>
+              </w:rPr>
+              <w:t xml:space="preserve">FCF conversion</w:t>
+            </w:r>
+          </w:p>
+        </w:tc>
+        <w:tc>
+          <w:tcPr>
+            <w:tcW w:type="dxa" w:w="5800"/>
+          </w:tcPr>
+          <w:p>
+            <w:r>
+              <w:t xml:space="preserve">-60%</w:t>
+            </w:r>
+          </w:p>
+        </w:tc>
+      </w:tr>
+      <w:tr>
+        <w:tc>
+          <w:tcPr>
+            <w:tcW w:type="dxa" w:w="3200"/>
+            <w:shd w:fill="F2F2F2" w:val="clear"/>
+          </w:tcPr>
+          <w:p>
+            <w:r>
+              <w:rPr>
+                <w:b/>
+                <w:bCs/>
+              </w:rPr>
+              <w:t xml:space="preserve">Margin trend</w:t>
+            </w:r>
+          </w:p>
+        </w:tc>
+        <w:tc>
+          <w:tcPr>
+            <w:tcW w:type="dxa" w:w="5800"/>
+          </w:tcPr>
+          <w:p>
+            <w:r>
+              <w:t xml:space="preserve">contracting</w:t>
+            </w:r>
+          </w:p>
+        </w:tc>
+      </w:tr>
+      <w:tr>
+        <w:tc>
+          <w:tcPr>
+            <w:tcW w:type="dxa" w:w="3200"/>
+            <w:shd w:fill="F2F2F2" w:val="clear"/>
+          </w:tcPr>
+          <w:p>
+            <w:r>
+              <w:rPr>
+                <w:b/>
+                <w:bCs/>
+              </w:rPr>
+              <w:t xml:space="preserve">Capex efficiency</w:t>
+            </w:r>
+          </w:p>
+        </w:tc>
+        <w:tc>
+          <w:tcPr>
+            <w:tcW w:type="dxa" w:w="5800"/>
+          </w:tcPr>
+          <w:p>
+            <w:r>
+              <w:t xml:space="preserve">unclear</w:t>
+            </w:r>
+          </w:p>
+        </w:tc>
+      </w:tr>
+    </w:tbl>
+    <w:p>
+      <w:pPr>
+        <w:spacing w:after="60" w:before="120"/>
+      </w:pPr>
+      <w:r>
+        <w:rPr>
+          <w:b/>
+          <w:bCs/>
+          <w:sz w:val="20"/>
+          <w:szCs w:val="20"/>
+        </w:rPr>
+        <w:t xml:space="preserve">Track record (Coffee Can persistence check): </w:t>
+      </w:r>
+      <w:r>
+        <w:rPr>
+          <w:sz w:val="20"/>
+          <w:szCs w:val="20"/>
+        </w:rPr>
+        <w:t xml:space="preserve">cleared revenue growth ≥10% AND ROCE ≥15% in 3 of the last 3 years (consistency_score 100)</w:t>
+      </w:r>
+    </w:p>
+    <w:p>
+      <w:pPr>
+        <w:spacing w:after="120"/>
+      </w:pPr>
+      <w:r>
+        <w:rPr>
+          <w:color w:val="666666"/>
+          <w:sz w:val="18"/>
+          <w:szCs w:val="18"/>
+        </w:rPr>
+        <w:t xml:space="preserve">FY24-FY26: revenue growth cleared &gt;=10% every year by a wide margin (3yr sales CAGR ~125%) and ROCE was well above 15% each year (FY26 43.5%). All three verifiable years pass -- but the returns are policy/cycle-aided and FY26 was FCF-negative, so the clean pass overstates through-cycle quality.</w:t>
       </w:r>
     </w:p>
     <w:p>
@@ -331,33 +2532,15 @@
         <w:spacing w:after="120" w:before="280"/>
       </w:pPr>
       <w:r>
-        <w:t xml:space="preserve">Bull Case</w:t>
-      </w:r>
-    </w:p>
-    <w:p>
-      <w:pPr>
-        <w:pStyle w:val="ListParagraph"/>
-        <w:numPr>
-          <w:ilvl w:val="0"/>
-          <w:numId w:val="1"/>
-        </w:numPr>
-        <w:spacing w:after="60"/>
-      </w:pPr>
-      <w:r>
-        <w:t xml:space="preserve">Specific, quantified DCR policy catalyst (Jun 2026) directly targets the exact gap Alpex is filling via backward integration into cell manufacturing</w:t>
-      </w:r>
-    </w:p>
-    <w:p>
-      <w:pPr>
-        <w:pStyle w:val="ListParagraph"/>
-        <w:numPr>
-          <w:ilvl w:val="0"/>
-          <w:numId w:val="1"/>
-        </w:numPr>
-        <w:spacing w:after="60"/>
-      </w:pPr>
-      <w:r>
-        <w:t xml:space="preserve">Consistent execution track record -- management has delivered on guided revenue-doubling every year since IPO</w:t>
+        <w:t xml:space="preserve">Technical Read (Weekly / Monthly MACD + Bollinger Bands, or RSI/CCI/Williams %R proxy)</w:t>
+      </w:r>
+    </w:p>
+    <w:p>
+      <w:pPr>
+        <w:spacing w:after="120"/>
+      </w:pPr>
+      <w:r>
+        <w:t xml:space="preserve">Not pulled this pass.</w:t>
       </w:r>
     </w:p>
     <w:p>
@@ -366,33 +2549,36 @@
         <w:spacing w:after="120" w:before="280"/>
       </w:pPr>
       <w:r>
-        <w:t xml:space="preserve">Bear Case / Key Risks</w:t>
-      </w:r>
-    </w:p>
-    <w:p>
-      <w:pPr>
-        <w:pStyle w:val="ListParagraph"/>
-        <w:numPr>
-          <w:ilvl w:val="0"/>
-          <w:numId w:val="1"/>
-        </w:numPr>
-        <w:spacing w:after="60"/>
-      </w:pPr>
-      <w:r>
-        <w:t xml:space="preserve">D/E has risen to ~0.96x with tripling interest costs as the company funds its cell-capacity buildout -- balance sheet stress is real and current, not hypothetical</w:t>
-      </w:r>
-    </w:p>
-    <w:p>
-      <w:pPr>
-        <w:pStyle w:val="ListParagraph"/>
-        <w:numPr>
-          <w:ilvl w:val="0"/>
-          <w:numId w:val="1"/>
-        </w:numPr>
-        <w:spacing w:after="60"/>
-      </w:pPr>
-      <w:r>
-        <w:t xml:space="preserve">Live, unresolved dispute over whether environmental clearance actually covers the full claimed 2.2GW cell capacity or only 1.6GW -- a credibility/execution-timeline risk flagged by a well-informed community member, not yet resolved by management</w:t>
+        <w:t xml:space="preserve">ValuePickr Community Signal</w:t>
+      </w:r>
+    </w:p>
+    <w:p>
+      <w:pPr>
+        <w:spacing w:after="120"/>
+      </w:pPr>
+      <w:r>
+        <w:t xml:space="preserve">Read all 19 posts in the thread (2025-08 to 2026-08). Central catalyst: a Jun 2026 government policy requiring EPC players to use India-made modules with India-made cells (DCR), targeting the ~50GW of Indian module capacity that currently imports Chinese cells. Alpex is building a 2.2GW TOPCon cell facility to capture this. Management has consistently delivered on guided revenue-doubling since IPO.</w:t>
+      </w:r>
+    </w:p>
+    <w:p>
+      <w:pPr>
+        <w:spacing w:after="120"/>
+      </w:pPr>
+      <w:r>
+        <w:rPr>
+          <w:b/>
+          <w:bCs/>
+          <w:sz w:val="20"/>
+          <w:szCs w:val="20"/>
+        </w:rPr>
+        <w:t xml:space="preserve">High-conviction call from a top contributor: </w:t>
+      </w:r>
+      <w:r>
+        <w:rPr>
+          <w:sz w:val="20"/>
+          <w:szCs w:val="20"/>
+        </w:rPr>
+        <w:t xml:space="preserve">No trusted users in this thread, but the non-trusted debate is unusually well-informed and adversarial in a useful way: vikas_chandrawat (invested, 1.5yr holder) flagged receivables growing faster than revenue and rising interest costs as balance-sheet stress; a live, unresolved dispute (Aug 2026) over whether the new cell facility's environmental clearance covers 1.6GW or the company-claimed 2.2GW -- a real execution-credibility question.</w:t>
       </w:r>
     </w:p>
     <w:p>
@@ -401,6 +2587,145 @@
         <w:spacing w:after="120" w:before="280"/>
       </w:pPr>
       <w:r>
+        <w:t xml:space="preserve">BSE Corporate Actions / Other Red Flags</w:t>
+      </w:r>
+    </w:p>
+    <w:p>
+      <w:pPr>
+        <w:spacing w:after="120"/>
+      </w:pPr>
+      <w:r>
+        <w:t xml:space="preserve">21-Jul-2026: minor fire at the Mathura cell factory, no injuries, insured, operations resumed. 19-Jul-2026: postal-ballot notice for director appointment, Rs 2,000 Cr borrowing authorisation, asset disposal and related-party transactions. Cell plant ALMM List-II application filed with MNRE.</w:t>
+      </w:r>
+    </w:p>
+    <w:p>
+      <w:pPr>
+        <w:pStyle w:val="Heading1"/>
+        <w:spacing w:after="120" w:before="280"/>
+      </w:pPr>
+      <w:r>
+        <w:t xml:space="preserve">Bull Case</w:t>
+      </w:r>
+    </w:p>
+    <w:p>
+      <w:pPr>
+        <w:pStyle w:val="ListParagraph"/>
+        <w:numPr>
+          <w:ilvl w:val="0"/>
+          <w:numId w:val="1"/>
+        </w:numPr>
+        <w:spacing w:after="60"/>
+      </w:pPr>
+      <w:r>
+        <w:t xml:space="preserve">Specific, quantified DCR policy catalyst (Jun 2026) directly targets the exact gap Alpex is filling via backward integration into TOPCon cells; ALMM List-II application filed</w:t>
+      </w:r>
+    </w:p>
+    <w:p>
+      <w:pPr>
+        <w:pStyle w:val="ListParagraph"/>
+        <w:numPr>
+          <w:ilvl w:val="0"/>
+          <w:numId w:val="1"/>
+        </w:numPr>
+        <w:spacing w:after="60"/>
+      </w:pPr>
+      <w:r>
+        <w:t xml:space="preserve">Consistent execution track record -- management has delivered on guided revenue-doubling every year since IPO; 3yr sales CAGR ~125%</w:t>
+      </w:r>
+    </w:p>
+    <w:p>
+      <w:pPr>
+        <w:pStyle w:val="ListParagraph"/>
+        <w:numPr>
+          <w:ilvl w:val="0"/>
+          <w:numId w:val="1"/>
+        </w:numPr>
+        <w:spacing w:after="60"/>
+      </w:pPr>
+      <w:r>
+        <w:t xml:space="preserve">Cheap on headline (~12x trailing P/E, ~4.3x book) for a 40%+ ROCE / 50%+ ROE grower -- market is not pricing in a successful cell-integration margin uplift</w:t>
+      </w:r>
+    </w:p>
+    <w:p>
+      <w:pPr>
+        <w:pStyle w:val="ListParagraph"/>
+        <w:numPr>
+          <w:ilvl w:val="0"/>
+          <w:numId w:val="1"/>
+        </w:numPr>
+        <w:spacing w:after="60"/>
+      </w:pPr>
+      <w:r>
+        <w:t xml:space="preserve">Promoters carry no pledge/encumbrance (declared FY26); debtor days improved to 42 from 63</w:t>
+      </w:r>
+    </w:p>
+    <w:p>
+      <w:pPr>
+        <w:pStyle w:val="Heading1"/>
+        <w:spacing w:after="120" w:before="280"/>
+      </w:pPr>
+      <w:r>
+        <w:t xml:space="preserve">Bear Case / Key Risks</w:t>
+      </w:r>
+    </w:p>
+    <w:p>
+      <w:pPr>
+        <w:pStyle w:val="ListParagraph"/>
+        <w:numPr>
+          <w:ilvl w:val="0"/>
+          <w:numId w:val="1"/>
+        </w:numPr>
+        <w:spacing w:after="60"/>
+      </w:pPr>
+      <w:r>
+        <w:t xml:space="preserve">Earnings are at a policy-window / cycle peak and already compressing: Q1 FY27 PAT -5.7% YoY, net margin 7.9% vs 11.1%, on a commoditising module business exposed to Chinese cell oversupply</w:t>
+      </w:r>
+    </w:p>
+    <w:p>
+      <w:pPr>
+        <w:pStyle w:val="ListParagraph"/>
+        <w:numPr>
+          <w:ilvl w:val="0"/>
+          <w:numId w:val="1"/>
+        </w:numPr>
+        <w:spacing w:after="60"/>
+      </w:pPr>
+      <w:r>
+        <w:t xml:space="preserve">Leverage ramping hard: borrowings Rs 537 Cr, D/E ~0.87x, finance costs +350% YoY, and a Rs 2,000 Cr further borrowing authorisation sought</w:t>
+      </w:r>
+    </w:p>
+    <w:p>
+      <w:pPr>
+        <w:pStyle w:val="ListParagraph"/>
+        <w:numPr>
+          <w:ilvl w:val="0"/>
+          <w:numId w:val="1"/>
+        </w:numPr>
+        <w:spacing w:after="60"/>
+      </w:pPr>
+      <w:r>
+        <w:t xml:space="preserve">FY26 operating cash flow -Rs 116 Cr -- growth is cash-consumptive and reported ROE overstates economic returns</w:t>
+      </w:r>
+    </w:p>
+    <w:p>
+      <w:pPr>
+        <w:pStyle w:val="ListParagraph"/>
+        <w:numPr>
+          <w:ilvl w:val="0"/>
+          <w:numId w:val="1"/>
+        </w:numPr>
+        <w:spacing w:after="60"/>
+      </w:pPr>
+      <w:r>
+        <w:t xml:space="preserve">Cell plant slipped again (Aug -&gt; Sep 2026) on imported-machine issues + a July fire; EC-capacity dispute (1.6GW vs claimed 2.2GW) unresolved; no structural moat beyond policy protection</w:t>
+      </w:r>
+    </w:p>
+    <w:p>
+      <w:pPr>
+        <w:pStyle w:val="Heading1"/>
+        <w:spacing w:after="120" w:before="280"/>
+      </w:pPr>
+      <w:r>
         <w:t xml:space="preserve">Market-Cap Tier (informational — not a gate in this project)</w:t>
       </w:r>
     </w:p>
@@ -413,7 +2738,7 @@
           <w:b/>
           <w:bCs/>
         </w:rPr>
-        <w:t xml:space="preserve">Small-cap (~Rs 2,054 Cr)</w:t>
+        <w:t xml:space="preserve">Small-cap (~Rs 2,396 Cr)</w:t>
       </w:r>
     </w:p>
     <w:p>
@@ -441,6 +2766,34 @@
     </w:p>
     <w:p>
       <w:pPr>
+        <w:spacing w:after="120"/>
+      </w:pPr>
+      <w:r>
+        <w:rPr>
+          <w:color w:val="666666"/>
+          <w:sz w:val="20"/>
+          <w:szCs w:val="20"/>
+        </w:rPr>
+        <w:t xml:space="preserve">4-box gate — tailwind: yes · TAM: weak · moat: weak · valuation: weak  (score 2.5 / 4)</w:t>
+      </w:r>
+    </w:p>
+    <w:p>
+      <w:pPr>
+        <w:spacing w:after="120"/>
+      </w:pPr>
+      <w:r>
+        <w:rPr>
+          <w:i/>
+          <w:iCs/>
+          <w:color w:val="666666"/>
+          <w:sz w:val="20"/>
+          <w:szCs w:val="20"/>
+        </w:rPr>
+        <w:t xml:space="preserve">tailwind yes -- Jun-2026 DCR policy + India solar-manufacturing push + ALMM is a real multi-year (policy-dependent) tailwind; tam weak -- large end-market but commodity module/cell economics and Chinese oversupply cap the profit headroom for a 10x off Rs 2,400 Cr; moat weak -- policy-protected capacity fill (ALMM/DCR), no structural cost or technology edge, TOPCon is table-stakes; valuation weak -- ~12x trailing P/E looks cheap but the earnings are at a policy/cycle peak already compressing and FCF is negative, so the low multiple is partly a cyclicality/leverage discount. Score 2.5 -&gt; thesis_fit '10x-in-2-3-years' retained only via the written un-ignorable-growth exception in verdict_reasoning; conviction caps at Medium.</w:t>
+      </w:r>
+    </w:p>
+    <w:p>
+      <w:pPr>
         <w:pStyle w:val="Heading1"/>
         <w:spacing w:after="120" w:before="280"/>
       </w:pPr>
@@ -459,33 +2812,59 @@
           <w:sz w:val="24"/>
           <w:szCs w:val="24"/>
         </w:rPr>
-        <w:t xml:space="preserve">A specific, well-timed policy catalyst with genuine execution risk still being actively litigated by the community</w:t>
-      </w:r>
-    </w:p>
-    <w:p>
-      <w:pPr>
-        <w:pStyle w:val="ListParagraph"/>
-        <w:numPr>
-          <w:ilvl w:val="0"/>
-          <w:numId w:val="1"/>
-        </w:numPr>
-        <w:spacing w:after="60"/>
-      </w:pPr>
-      <w:r>
-        <w:t xml:space="preserve">The DCR policy catalyst and backward-integration strategy are specific and credible, and management's delivery track record is real</w:t>
-      </w:r>
-    </w:p>
-    <w:p>
-      <w:pPr>
-        <w:pStyle w:val="ListParagraph"/>
-        <w:numPr>
-          <w:ilvl w:val="0"/>
-          <w:numId w:val="1"/>
-        </w:numPr>
-        <w:spacing w:after="60"/>
-      </w:pPr>
-      <w:r>
-        <w:t xml:space="preserve">Conviction held to Medium given the material rise in leverage and the unresolved environmental-clearance capacity dispute -- both current, unresolved, well-documented risks rather than resolved concerns</w:t>
+        <w:t xml:space="preserve">A specific, well-timed DCR policy catalyst and un-ignorable growth at ~12x earnings, offset by peak-margin compression, a fast-ramping balance sheet, cash burn and a twice-slipped cell plant -- label kept via the growth exception, conviction capped at Medium</w:t>
+      </w:r>
+    </w:p>
+    <w:p>
+      <w:pPr>
+        <w:pStyle w:val="ListParagraph"/>
+        <w:numPr>
+          <w:ilvl w:val="0"/>
+          <w:numId w:val="1"/>
+        </w:numPr>
+        <w:spacing w:after="60"/>
+      </w:pPr>
+      <w:r>
+        <w:t xml:space="preserve">The DCR policy catalyst and backward-integration strategy are specific and credible, and management's delivery track record is real (3yr sales CAGR ~125%).</w:t>
+      </w:r>
+    </w:p>
+    <w:p>
+      <w:pPr>
+        <w:pStyle w:val="ListParagraph"/>
+        <w:numPr>
+          <w:ilvl w:val="0"/>
+          <w:numId w:val="1"/>
+        </w:numPr>
+        <w:spacing w:after="60"/>
+      </w:pPr>
+      <w:r>
+        <w:t xml:space="preserve">four_box score is 2.5 (tam / moat / valuation all weak on commodity economics, thin moat and peak-cycle earnings), so thesis_fit '10x-in-2-3-years' is retained ONLY under the written exception -- un-ignorable growth (~125% 3yr sales CAGR) trading at ~12x trailing P/E -- which caps conviction at Medium with an execution-dependent caveat.</w:t>
+      </w:r>
+    </w:p>
+    <w:p>
+      <w:pPr>
+        <w:pStyle w:val="ListParagraph"/>
+        <w:numPr>
+          <w:ilvl w:val="0"/>
+          <w:numId w:val="1"/>
+        </w:numPr>
+        <w:spacing w:after="60"/>
+      </w:pPr>
+      <w:r>
+        <w:t xml:space="preserve">Conviction held at Medium: the FY26 pledge-clean confirmation and improved debtor days are offset by current, unresolved risks -- Q1 FY27 margin compression and negative FY26 operating cash flow, a finance-cost line up 350%, a Rs 2,000 Cr borrowing authorisation, a twice-delayed cell plant, and the unresolved EC-capacity dispute.</w:t>
+      </w:r>
+    </w:p>
+    <w:p>
+      <w:pPr>
+        <w:pStyle w:val="ListParagraph"/>
+        <w:numPr>
+          <w:ilvl w:val="0"/>
+          <w:numId w:val="1"/>
+        </w:numPr>
+        <w:spacing w:after="60"/>
+      </w:pPr>
+      <w:r>
+        <w:t xml:space="preserve">No formal red flag (no negative net worth, no SEBI action, no pledge); the concerns are execution and capital-intensity, not governance.</w:t>
       </w:r>
     </w:p>
     <w:p>
